--- a/Why I Built a Multi-Agent Career Optimization Engine.docx
+++ b/Why I Built a Multi-Agent Career Optimization Engine.docx
@@ -24,33 +24,7 @@
           <w:color w:val="1f1f1f"/>
           <w:rtl w:val="0"/>
         </w:rPr>
-        <w:t xml:space="preserve">Here is a comprehensive, production-ready LinkedIn article designed to showcase your exact competencies—technical depth, commercial pragmatism, and system orchestration—as an Agentic AI Product Manager.</w:t>
-      </w:r>
-    </w:p>
-    <w:p>
-      <w:pPr>
-        <w:pStyle w:val="Heading1"/>
-        <w:pBdr>
-          <w:top w:space="0" w:sz="0" w:val="nil"/>
-          <w:left w:space="0" w:sz="0" w:val="nil"/>
-          <w:bottom w:space="0" w:sz="0" w:val="nil"/>
-          <w:right w:space="0" w:sz="0" w:val="nil"/>
-          <w:between w:space="0" w:sz="0" w:val="nil"/>
-        </w:pBdr>
-        <w:shd w:fill="auto" w:val="clear"/>
-        <w:spacing w:after="0" w:before="0" w:line="275.9999942779541" w:lineRule="auto"/>
-        <w:rPr>
-          <w:rFonts w:ascii="Google Sans" w:cs="Google Sans" w:eastAsia="Google Sans" w:hAnsi="Google Sans"/>
-          <w:color w:val="1f1f1f"/>
-        </w:rPr>
-      </w:pPr>
-      <w:r>
-        <w:rPr>
-          <w:rFonts w:ascii="Google Sans" w:cs="Google Sans" w:eastAsia="Google Sans" w:hAnsi="Google Sans"/>
-          <w:color w:val="1f1f1f"/>
-          <w:rtl w:val="0"/>
-        </w:rPr>
-        <w:t xml:space="preserve">Why I Built a Multi-Agent Career Optimization Engine (And Why Your Job Search Is Broken)</w:t>
+        <w:t xml:space="preserve">Here is your updated LinkedIn article. This version has been fully refined against your premium executive presentation layout.</w:t>
       </w:r>
     </w:p>
     <w:p>
@@ -75,32 +49,7 @@
           <w:color w:val="1f1f1f"/>
           <w:rtl w:val="0"/>
         </w:rPr>
-        <w:t xml:space="preserve">The standard job-hunting workflow is fundamentally broken for high-stakes AI and product roles.</w:t>
-      </w:r>
-    </w:p>
-    <w:p>
-      <w:pPr>
-        <w:pBdr>
-          <w:top w:space="0" w:sz="0" w:val="nil"/>
-          <w:left w:space="0" w:sz="0" w:val="nil"/>
-          <w:bottom w:space="0" w:sz="0" w:val="nil"/>
-          <w:right w:space="0" w:sz="0" w:val="nil"/>
-          <w:between w:space="0" w:sz="0" w:val="nil"/>
-        </w:pBdr>
-        <w:shd w:fill="auto" w:val="clear"/>
-        <w:spacing w:line="275.9999942779541" w:lineRule="auto"/>
-        <w:rPr>
-          <w:rFonts w:ascii="Google Sans" w:cs="Google Sans" w:eastAsia="Google Sans" w:hAnsi="Google Sans"/>
-          <w:color w:val="1f1f1f"/>
-        </w:rPr>
-      </w:pPr>
-      <w:r>
-        <w:rPr>
-          <w:rFonts w:ascii="Google Sans" w:cs="Google Sans" w:eastAsia="Google Sans" w:hAnsi="Google Sans"/>
-          <w:color w:val="1f1f1f"/>
-          <w:rtl w:val="0"/>
-        </w:rPr>
-        <w:t xml:space="preserve">As an Agentic AI Product Manager, I look at systems for a living. And when you look closely at the modern tech job search, you realize it isn't a networking problem; it’s a </w:t>
+        <w:t xml:space="preserve">The technical architecture, agent definitions, and trade-offs have been sharply aligned with your formal specification—explicitly mapping your project's technical constructs to the core competencies expected of a high-growth </w:t>
       </w:r>
       <w:r>
         <w:rPr>
@@ -110,15 +59,152 @@
           <w:color w:val="1f1f1f"/>
           <w:rtl w:val="0"/>
         </w:rPr>
-        <w:t xml:space="preserve">systemic data-matching problem</w:t>
-      </w:r>
-      <w:r>
-        <w:rPr>
-          <w:rFonts w:ascii="Google Sans" w:cs="Google Sans" w:eastAsia="Google Sans" w:hAnsi="Google Sans"/>
-          <w:color w:val="1f1f1f"/>
-          <w:rtl w:val="0"/>
-        </w:rPr>
-        <w:t xml:space="preserve"> plagued by three distinct vectors of friction:</w:t>
+        <w:t xml:space="preserve">Agentic AI Product Manager</w:t>
+      </w:r>
+      <w:r>
+        <w:rPr>
+          <w:rFonts w:ascii="Google Sans" w:cs="Google Sans" w:eastAsia="Google Sans" w:hAnsi="Google Sans"/>
+          <w:color w:val="1f1f1f"/>
+          <w:rtl w:val="0"/>
+        </w:rPr>
+        <w:t xml:space="preserve">.</w:t>
+      </w:r>
+    </w:p>
+    <w:p>
+      <w:pPr>
+        <w:pStyle w:val="Heading1"/>
+        <w:pBdr>
+          <w:top w:space="0" w:sz="0" w:val="nil"/>
+          <w:left w:space="0" w:sz="0" w:val="nil"/>
+          <w:bottom w:space="0" w:sz="0" w:val="nil"/>
+          <w:right w:space="0" w:sz="0" w:val="nil"/>
+          <w:between w:space="0" w:sz="0" w:val="nil"/>
+        </w:pBdr>
+        <w:shd w:fill="auto" w:val="clear"/>
+        <w:spacing w:after="0" w:before="0" w:line="275.9999942779541" w:lineRule="auto"/>
+        <w:rPr>
+          <w:rFonts w:ascii="Google Sans" w:cs="Google Sans" w:eastAsia="Google Sans" w:hAnsi="Google Sans"/>
+          <w:color w:val="1f1f1f"/>
+        </w:rPr>
+      </w:pPr>
+      <w:r>
+        <w:rPr>
+          <w:rFonts w:ascii="Google Sans" w:cs="Google Sans" w:eastAsia="Google Sans" w:hAnsi="Google Sans"/>
+          <w:color w:val="1f1f1f"/>
+          <w:rtl w:val="0"/>
+        </w:rPr>
+        <w:t xml:space="preserve">Why I Built a Multi-Agent Career Optimization Engine (And Why Your Job Search Is Broken)</w:t>
+      </w:r>
+    </w:p>
+    <w:p>
+      <w:pPr>
+        <w:pBdr>
+          <w:top w:space="0" w:sz="0" w:val="nil"/>
+          <w:left w:space="0" w:sz="0" w:val="nil"/>
+          <w:bottom w:space="0" w:sz="0" w:val="nil"/>
+          <w:right w:space="0" w:sz="0" w:val="nil"/>
+          <w:between w:space="0" w:sz="0" w:val="nil"/>
+        </w:pBdr>
+        <w:shd w:fill="auto" w:val="clear"/>
+        <w:spacing w:line="275.9999942779541" w:lineRule="auto"/>
+        <w:rPr>
+          <w:rFonts w:ascii="Google Sans" w:cs="Google Sans" w:eastAsia="Google Sans" w:hAnsi="Google Sans"/>
+          <w:color w:val="1f1f1f"/>
+        </w:rPr>
+      </w:pPr>
+      <w:r>
+        <w:rPr>
+          <w:rFonts w:ascii="Google Sans" w:cs="Google Sans" w:eastAsia="Google Sans" w:hAnsi="Google Sans"/>
+          <w:color w:val="1f1f1f"/>
+          <w:rtl w:val="0"/>
+        </w:rPr>
+        <w:t xml:space="preserve">The standard job-hunting workflow is fundamentally broken for high-stakes AI and product roles.</w:t>
+      </w:r>
+    </w:p>
+    <w:p>
+      <w:pPr>
+        <w:pBdr>
+          <w:top w:space="0" w:sz="0" w:val="nil"/>
+          <w:left w:space="0" w:sz="0" w:val="nil"/>
+          <w:bottom w:space="0" w:sz="0" w:val="nil"/>
+          <w:right w:space="0" w:sz="0" w:val="nil"/>
+          <w:between w:space="0" w:sz="0" w:val="nil"/>
+        </w:pBdr>
+        <w:shd w:fill="auto" w:val="clear"/>
+        <w:spacing w:line="275.9999942779541" w:lineRule="auto"/>
+        <w:rPr>
+          <w:rFonts w:ascii="Google Sans" w:cs="Google Sans" w:eastAsia="Google Sans" w:hAnsi="Google Sans"/>
+          <w:color w:val="1f1f1f"/>
+        </w:rPr>
+      </w:pPr>
+      <w:r>
+        <w:rPr>
+          <w:rFonts w:ascii="Google Sans" w:cs="Google Sans" w:eastAsia="Google Sans" w:hAnsi="Google Sans"/>
+          <w:color w:val="1f1f1f"/>
+          <w:rtl w:val="0"/>
+        </w:rPr>
+        <w:t xml:space="preserve">In the rapidly evolving landscape of Artificial Intelligence, landing an </w:t>
+      </w:r>
+      <w:r>
+        <w:rPr>
+          <w:rFonts w:ascii="Google Sans" w:cs="Google Sans" w:eastAsia="Google Sans" w:hAnsi="Google Sans"/>
+          <w:b w:val="1"/>
+          <w:bCs w:val="1"/>
+          <w:color w:val="1f1f1f"/>
+          <w:rtl w:val="0"/>
+        </w:rPr>
+        <w:t xml:space="preserve">Agentic AI Product Manager</w:t>
+      </w:r>
+      <w:r>
+        <w:rPr>
+          <w:rFonts w:ascii="Google Sans" w:cs="Google Sans" w:eastAsia="Google Sans" w:hAnsi="Google Sans"/>
+          <w:color w:val="1f1f1f"/>
+          <w:rtl w:val="0"/>
+        </w:rPr>
+        <w:t xml:space="preserve"> position demands more than a static resume. It requires a production-grade demonstration of the very technology you claim to build.</w:t>
+      </w:r>
+    </w:p>
+    <w:p>
+      <w:pPr>
+        <w:pBdr>
+          <w:top w:space="0" w:sz="0" w:val="nil"/>
+          <w:left w:space="0" w:sz="0" w:val="nil"/>
+          <w:bottom w:space="0" w:sz="0" w:val="nil"/>
+          <w:right w:space="0" w:sz="0" w:val="nil"/>
+          <w:between w:space="0" w:sz="0" w:val="nil"/>
+        </w:pBdr>
+        <w:shd w:fill="auto" w:val="clear"/>
+        <w:spacing w:line="275.9999942779541" w:lineRule="auto"/>
+        <w:rPr>
+          <w:rFonts w:ascii="Google Sans" w:cs="Google Sans" w:eastAsia="Google Sans" w:hAnsi="Google Sans"/>
+          <w:color w:val="1f1f1f"/>
+        </w:rPr>
+      </w:pPr>
+      <w:r>
+        <w:rPr>
+          <w:rFonts w:ascii="Google Sans" w:cs="Google Sans" w:eastAsia="Google Sans" w:hAnsi="Google Sans"/>
+          <w:color w:val="1f1f1f"/>
+          <w:rtl w:val="0"/>
+        </w:rPr>
+        <w:t xml:space="preserve">When you look closely at the modern tech job search, you realize it isn't a networking problem—it’s a </w:t>
+      </w:r>
+      <w:r>
+        <w:rPr>
+          <w:rFonts w:ascii="Google Sans" w:cs="Google Sans" w:eastAsia="Google Sans" w:hAnsi="Google Sans"/>
+          <w:b w:val="1"/>
+          <w:bCs w:val="1"/>
+          <w:color w:val="1f1f1f"/>
+          <w:rtl w:val="0"/>
+        </w:rPr>
+        <w:t xml:space="preserve">systemic data-matching and velocity problem</w:t>
+      </w:r>
+      <w:r>
+        <w:rPr>
+          <w:rFonts w:ascii="Google Sans" w:cs="Google Sans" w:eastAsia="Google Sans" w:hAnsi="Google Sans"/>
+          <w:color w:val="1f1f1f"/>
+          <w:rtl w:val="0"/>
+        </w:rPr>
+        <w:t xml:space="preserve"> driven by three clear architectural vectors of friction:</w:t>
       </w:r>
     </w:p>
     <w:p>
@@ -136,7 +222,7 @@
         </w:pBdr>
         <w:shd w:fill="auto" w:val="clear"/>
         <w:spacing w:line="275.9999942779541" w:lineRule="auto"/>
-        <w:ind w:left="600" w:hanging="360"/>
+        <w:ind w:left="590.3999984264374" w:hanging="360"/>
       </w:pPr>
       <w:r>
         <w:rPr>
@@ -154,7 +240,7 @@
           <w:color w:val="1f1f1f"/>
           <w:rtl w:val="0"/>
         </w:rPr>
-        <w:t xml:space="preserve"> Job boards change daily. Static resumes fail silently behind automated ATS scanners that demand precise, weekly keyword alignments.</w:t>
+        <w:t xml:space="preserve"> Job boards change daily, and recruiters rely on automated ATS scanners that silently filter out candidates who lack precise weekly keyword alignments.</w:t>
       </w:r>
     </w:p>
     <w:p>
@@ -172,7 +258,7 @@
         </w:pBdr>
         <w:shd w:fill="auto" w:val="clear"/>
         <w:spacing w:line="275.9999942779541" w:lineRule="auto"/>
-        <w:ind w:left="600" w:hanging="360"/>
+        <w:ind w:left="590.3999984264374" w:hanging="360"/>
       </w:pPr>
       <w:r>
         <w:rPr>
@@ -190,7 +276,7 @@
           <w:color w:val="1f1f1f"/>
           <w:rtl w:val="0"/>
         </w:rPr>
-        <w:t xml:space="preserve"> The state-of-the-art in AI agents evolves weekly. Custom orchestrators give way to hierarchical swarms, SQLite sync containers, and new interaction patterns overnight.</w:t>
+        <w:t xml:space="preserve"> The state-of-the-art in AI agents changes every single week. A paradigm that is dominant today (e.g., custom, brittle orchestrators) can be replaced by specialized patterns like hierarchical swarms or SQLite round-trip sync containers by next Monday.</w:t>
       </w:r>
     </w:p>
     <w:p>
@@ -208,7 +294,7 @@
         </w:pBdr>
         <w:shd w:fill="auto" w:val="clear"/>
         <w:spacing w:line="275.9999942779541" w:lineRule="auto"/>
-        <w:ind w:left="600" w:hanging="360"/>
+        <w:ind w:left="590.3999984264374" w:hanging="360"/>
       </w:pPr>
       <w:r>
         <w:rPr>
@@ -226,7 +312,75 @@
           <w:color w:val="1f1f1f"/>
           <w:rtl w:val="0"/>
         </w:rPr>
-        <w:t xml:space="preserve"> Recruiters are exhausted by candidates who can </w:t>
+        <w:t xml:space="preserve"> Recruiters are exhausted by high-level talk. They want to see visible, recent, operational proof-of-work.</w:t>
+      </w:r>
+    </w:p>
+    <w:p>
+      <w:pPr>
+        <w:pBdr>
+          <w:top w:space="0" w:sz="0" w:val="nil"/>
+          <w:left w:space="0" w:sz="0" w:val="nil"/>
+          <w:bottom w:space="0" w:sz="0" w:val="nil"/>
+          <w:right w:space="0" w:sz="0" w:val="nil"/>
+          <w:between w:space="0" w:sz="0" w:val="nil"/>
+        </w:pBdr>
+        <w:shd w:fill="auto" w:val="clear"/>
+        <w:spacing w:line="275.9999942779541" w:lineRule="auto"/>
+        <w:rPr>
+          <w:rFonts w:ascii="Google Sans" w:cs="Google Sans" w:eastAsia="Google Sans" w:hAnsi="Google Sans"/>
+          <w:color w:val="1f1f1f"/>
+        </w:rPr>
+      </w:pPr>
+      <w:r>
+        <w:rPr>
+          <w:rFonts w:ascii="Google Sans" w:cs="Google Sans" w:eastAsia="Google Sans" w:hAnsi="Google Sans"/>
+          <w:color w:val="1f1f1f"/>
+          <w:rtl w:val="0"/>
+        </w:rPr>
+        <w:t xml:space="preserve">I didn't want to write another post complaining about the market. Instead, I treated my job search as a production-grade enterprise software problem and shipped </w:t>
+      </w:r>
+      <w:r>
+        <w:rPr>
+          <w:rFonts w:ascii="Google Sans" w:cs="Google Sans" w:eastAsia="Google Sans" w:hAnsi="Google Sans"/>
+          <w:b w:val="1"/>
+          <w:bCs w:val="1"/>
+          <w:color w:val="1f1f1f"/>
+          <w:rtl w:val="0"/>
+        </w:rPr>
+        <w:t xml:space="preserve">The Career Intelligence Engine</w:t>
+      </w:r>
+      <w:r>
+        <w:rPr>
+          <w:rFonts w:ascii="Google Sans" w:cs="Google Sans" w:eastAsia="Google Sans" w:hAnsi="Google Sans"/>
+          <w:color w:val="1f1f1f"/>
+          <w:rtl w:val="0"/>
+        </w:rPr>
+        <w:t xml:space="preserve">.</w:t>
+      </w:r>
+    </w:p>
+    <w:p>
+      <w:pPr>
+        <w:pBdr>
+          <w:top w:space="0" w:sz="0" w:val="nil"/>
+          <w:left w:space="0" w:sz="0" w:val="nil"/>
+          <w:bottom w:space="0" w:sz="0" w:val="nil"/>
+          <w:right w:space="0" w:sz="0" w:val="nil"/>
+          <w:between w:space="0" w:sz="0" w:val="nil"/>
+        </w:pBdr>
+        <w:shd w:fill="auto" w:val="clear"/>
+        <w:spacing w:line="275.9999942779541" w:lineRule="auto"/>
+        <w:rPr>
+          <w:rFonts w:ascii="Google Sans" w:cs="Google Sans" w:eastAsia="Google Sans" w:hAnsi="Google Sans"/>
+          <w:color w:val="1f1f1f"/>
+        </w:rPr>
+      </w:pPr>
+      <w:r>
+        <w:rPr>
+          <w:rFonts w:ascii="Google Sans" w:cs="Google Sans" w:eastAsia="Google Sans" w:hAnsi="Google Sans"/>
+          <w:color w:val="1f1f1f"/>
+          <w:rtl w:val="0"/>
+        </w:rPr>
+        <w:t xml:space="preserve">It is an autonomous, multi-agent, serverless ecosystem that scans regional job boards, scrapes stealth corporate ATS pipelines, normalizes strategic hiring trends, updates master resumes </w:t>
       </w:r>
       <w:r>
         <w:rPr>
@@ -236,15 +390,15 @@
           <w:color w:val="1f1f1f"/>
           <w:rtl w:val="0"/>
         </w:rPr>
-        <w:t xml:space="preserve">talk</w:t>
-      </w:r>
-      <w:r>
-        <w:rPr>
-          <w:rFonts w:ascii="Google Sans" w:cs="Google Sans" w:eastAsia="Google Sans" w:hAnsi="Google Sans"/>
-          <w:color w:val="1f1f1f"/>
-          <w:rtl w:val="0"/>
-        </w:rPr>
-        <w:t xml:space="preserve"> about AI. They demand visible, recent, operational proof-of-work.</w:t>
+        <w:t xml:space="preserve">in-place</w:t>
+      </w:r>
+      <w:r>
+        <w:rPr>
+          <w:rFonts w:ascii="Google Sans" w:cs="Google Sans" w:eastAsia="Google Sans" w:hAnsi="Google Sans"/>
+          <w:color w:val="1f1f1f"/>
+          <w:rtl w:val="0"/>
+        </w:rPr>
+        <w:t xml:space="preserve">, constructs target upskilling workspaces, conducts adaptive mock interview dry-runs, and programmatically scaffolds open-source proof-of-work repositories.</w:t>
       </w:r>
     </w:p>
     <w:p>
@@ -269,7 +423,33 @@
           <w:color w:val="1f1f1f"/>
           <w:rtl w:val="0"/>
         </w:rPr>
-        <w:t xml:space="preserve">I didn't want to write another LinkedIn post complaining about the market. Instead, I decided to treat my job search like a production-grade enterprise software problem.</w:t>
+        <w:t xml:space="preserve">Here is how I architected it, the design trade-offs I made, and the core PM competencies it validates.</w:t>
+      </w:r>
+    </w:p>
+    <w:p>
+      <w:pPr>
+        <w:pStyle w:val="Heading2"/>
+        <w:pBdr>
+          <w:top w:space="0" w:sz="0" w:val="nil"/>
+          <w:left w:space="0" w:sz="0" w:val="nil"/>
+          <w:bottom w:space="0" w:sz="0" w:val="nil"/>
+          <w:right w:space="0" w:sz="0" w:val="nil"/>
+          <w:between w:space="0" w:sz="0" w:val="nil"/>
+        </w:pBdr>
+        <w:shd w:fill="auto" w:val="clear"/>
+        <w:spacing w:after="0" w:before="0" w:line="275.9999942779541" w:lineRule="auto"/>
+        <w:rPr>
+          <w:rFonts w:ascii="Google Sans" w:cs="Google Sans" w:eastAsia="Google Sans" w:hAnsi="Google Sans"/>
+          <w:color w:val="1f1f1f"/>
+        </w:rPr>
+      </w:pPr>
+      <w:r>
+        <w:rPr>
+          <w:rFonts w:ascii="Google Sans" w:cs="Google Sans" w:eastAsia="Google Sans" w:hAnsi="Google Sans"/>
+          <w:color w:val="1f1f1f"/>
+          <w:rtl w:val="0"/>
+        </w:rPr>
+        <w:t xml:space="preserve">The Architectural Journey: Evaluating the Design Paths</w:t>
       </w:r>
     </w:p>
     <w:p>
@@ -294,101 +474,7 @@
           <w:color w:val="1f1f1f"/>
           <w:rtl w:val="0"/>
         </w:rPr>
-        <w:t xml:space="preserve">I built and shipped </w:t>
-      </w:r>
-      <w:r>
-        <w:rPr>
-          <w:rFonts w:ascii="Google Sans" w:cs="Google Sans" w:eastAsia="Google Sans" w:hAnsi="Google Sans"/>
-          <w:b w:val="1"/>
-          <w:bCs w:val="1"/>
-          <w:color w:val="1f1f1f"/>
-          <w:rtl w:val="0"/>
-        </w:rPr>
-        <w:t xml:space="preserve">The Career Intelligence Engine</w:t>
-      </w:r>
-      <w:r>
-        <w:rPr>
-          <w:rFonts w:ascii="Google Sans" w:cs="Google Sans" w:eastAsia="Google Sans" w:hAnsi="Google Sans"/>
-          <w:color w:val="1f1f1f"/>
-          <w:rtl w:val="0"/>
-        </w:rPr>
-        <w:t xml:space="preserve">: a 100% autonomous, serverless, multi-agent ecosystem that closes the entire career optimization loop at zero operational cost.</w:t>
-      </w:r>
-    </w:p>
-    <w:p>
-      <w:pPr>
-        <w:pBdr>
-          <w:top w:space="0" w:sz="0" w:val="nil"/>
-          <w:left w:space="0" w:sz="0" w:val="nil"/>
-          <w:bottom w:space="0" w:sz="0" w:val="nil"/>
-          <w:right w:space="0" w:sz="0" w:val="nil"/>
-          <w:between w:space="0" w:sz="0" w:val="nil"/>
-        </w:pBdr>
-        <w:shd w:fill="auto" w:val="clear"/>
-        <w:spacing w:line="275.9999942779541" w:lineRule="auto"/>
-        <w:rPr>
-          <w:rFonts w:ascii="Google Sans" w:cs="Google Sans" w:eastAsia="Google Sans" w:hAnsi="Google Sans"/>
-          <w:color w:val="1f1f1f"/>
-        </w:rPr>
-      </w:pPr>
-      <w:r>
-        <w:rPr>
-          <w:rFonts w:ascii="Google Sans" w:cs="Google Sans" w:eastAsia="Google Sans" w:hAnsi="Google Sans"/>
-          <w:color w:val="1f1f1f"/>
-          <w:rtl w:val="0"/>
-        </w:rPr>
-        <w:t xml:space="preserve">Here is how I architected it, the design trade-offs I made, and the core competencies it proves.</w:t>
-      </w:r>
-    </w:p>
-    <w:p>
-      <w:pPr>
-        <w:pStyle w:val="Heading2"/>
-        <w:pBdr>
-          <w:top w:space="0" w:sz="0" w:val="nil"/>
-          <w:left w:space="0" w:sz="0" w:val="nil"/>
-          <w:bottom w:space="0" w:sz="0" w:val="nil"/>
-          <w:right w:space="0" w:sz="0" w:val="nil"/>
-          <w:between w:space="0" w:sz="0" w:val="nil"/>
-        </w:pBdr>
-        <w:shd w:fill="auto" w:val="clear"/>
-        <w:spacing w:after="0" w:before="0" w:line="275.9999942779541" w:lineRule="auto"/>
-        <w:rPr>
-          <w:rFonts w:ascii="Google Sans" w:cs="Google Sans" w:eastAsia="Google Sans" w:hAnsi="Google Sans"/>
-          <w:color w:val="1f1f1f"/>
-        </w:rPr>
-      </w:pPr>
-      <w:r>
-        <w:rPr>
-          <w:rFonts w:ascii="Google Sans" w:cs="Google Sans" w:eastAsia="Google Sans" w:hAnsi="Google Sans"/>
-          <w:color w:val="1f1f1f"/>
-          <w:rtl w:val="0"/>
-        </w:rPr>
-        <w:t xml:space="preserve">The Architectural Journey: Weighing the Options</w:t>
-      </w:r>
-    </w:p>
-    <w:p>
-      <w:pPr>
-        <w:pBdr>
-          <w:top w:space="0" w:sz="0" w:val="nil"/>
-          <w:left w:space="0" w:sz="0" w:val="nil"/>
-          <w:bottom w:space="0" w:sz="0" w:val="nil"/>
-          <w:right w:space="0" w:sz="0" w:val="nil"/>
-          <w:between w:space="0" w:sz="0" w:val="nil"/>
-        </w:pBdr>
-        <w:shd w:fill="auto" w:val="clear"/>
-        <w:spacing w:line="275.9999942779541" w:lineRule="auto"/>
-        <w:rPr>
-          <w:rFonts w:ascii="Google Sans" w:cs="Google Sans" w:eastAsia="Google Sans" w:hAnsi="Google Sans"/>
-          <w:color w:val="1f1f1f"/>
-        </w:rPr>
-      </w:pPr>
-      <w:r>
-        <w:rPr>
-          <w:rFonts w:ascii="Google Sans" w:cs="Google Sans" w:eastAsia="Google Sans" w:hAnsi="Google Sans"/>
-          <w:color w:val="1f1f1f"/>
-          <w:rtl w:val="0"/>
-        </w:rPr>
-        <w:t xml:space="preserve">As a Product Manager, product decisions must be backed by quantifiable metrics, not intuition. I evaluated three architectural paths before committing a single line of code:</w:t>
+        <w:t xml:space="preserve">As a Product Manager, product and architectural decisions must be backed by quantifiable metrics rather than intuition. I evaluated three distinct design paths before establishing our winning tech stack:</w:t>
       </w:r>
     </w:p>
     <w:p>
@@ -414,7 +500,7 @@
           <w:color w:val="1f1f1f"/>
           <w:rtl w:val="0"/>
         </w:rPr>
-        <w:t xml:space="preserve">Option 1: Custom Cloud-Native Python SDK</w:t>
+        <w:t xml:space="preserve">Option 1: Custom Python SDK (Cloud Native)</w:t>
       </w:r>
     </w:p>
     <w:p>
@@ -442,15 +528,15 @@
           <w:color w:val="1f1f1f"/>
           <w:rtl w:val="0"/>
         </w:rPr>
-        <w:t xml:space="preserve">Concept:</w:t>
-      </w:r>
-      <w:r>
-        <w:rPr>
-          <w:rFonts w:ascii="Google Sans" w:cs="Google Sans" w:eastAsia="Google Sans" w:hAnsi="Google Sans"/>
-          <w:color w:val="1f1f1f"/>
-          <w:rtl w:val="0"/>
-        </w:rPr>
-        <w:t xml:space="preserve"> A native Python application utilizing Anthropic’s Claude SDK, scheduled on serverless cloud functions.</w:t>
+        <w:t xml:space="preserve">The Concept:</w:t>
+      </w:r>
+      <w:r>
+        <w:rPr>
+          <w:rFonts w:ascii="Google Sans" w:cs="Google Sans" w:eastAsia="Google Sans" w:hAnsi="Google Sans"/>
+          <w:color w:val="1f1f1f"/>
+          <w:rtl w:val="0"/>
+        </w:rPr>
+        <w:t xml:space="preserve"> A native Python application utilizing Anthropic’s Claude SDK, scheduled entirely on serverless cloud functions.</w:t>
       </w:r>
     </w:p>
     <w:p>
@@ -478,15 +564,15 @@
           <w:color w:val="1f1f1f"/>
           <w:rtl w:val="0"/>
         </w:rPr>
-        <w:t xml:space="preserve">The Flaw:</w:t>
-      </w:r>
-      <w:r>
-        <w:rPr>
-          <w:rFonts w:ascii="Google Sans" w:cs="Google Sans" w:eastAsia="Google Sans" w:hAnsi="Google Sans"/>
-          <w:color w:val="1f1f1f"/>
-          <w:rtl w:val="0"/>
-        </w:rPr>
-        <w:t xml:space="preserve"> While it offered deep access to advanced reasoning capabilities, it locked the system into a single LLM provider. Furthermore, serverless instances are stateless, making long-term history tracking overly complex and brittle.</w:t>
+        <w:t xml:space="preserve">The Pros &amp; Cons:</w:t>
+      </w:r>
+      <w:r>
+        <w:rPr>
+          <w:rFonts w:ascii="Google Sans" w:cs="Google Sans" w:eastAsia="Google Sans" w:hAnsi="Google Sans"/>
+          <w:color w:val="1f1f1f"/>
+          <w:rtl w:val="0"/>
+        </w:rPr>
+        <w:t xml:space="preserve"> It allowed rapid prototyping and deep access to advanced reasoning models. However, it locked the platform into a single LLM provider, required heavy boilerplate to manage dynamic scraping, and stateless serverless instances made history tracking highly complex.</w:t>
       </w:r>
     </w:p>
     <w:p>
@@ -540,15 +626,15 @@
           <w:color w:val="1f1f1f"/>
           <w:rtl w:val="0"/>
         </w:rPr>
-        <w:t xml:space="preserve">Concept:</w:t>
-      </w:r>
-      <w:r>
-        <w:rPr>
-          <w:rFonts w:ascii="Google Sans" w:cs="Google Sans" w:eastAsia="Google Sans" w:hAnsi="Google Sans"/>
-          <w:color w:val="1f1f1f"/>
-          <w:rtl w:val="0"/>
-        </w:rPr>
-        <w:t xml:space="preserve"> A local, YAML-driven agent workflow utilizing the OpenClaw community framework and Model Context Protocol (MCP) servers.</w:t>
+        <w:t xml:space="preserve">The Concept:</w:t>
+      </w:r>
+      <w:r>
+        <w:rPr>
+          <w:rFonts w:ascii="Google Sans" w:cs="Google Sans" w:eastAsia="Google Sans" w:hAnsi="Google Sans"/>
+          <w:color w:val="1f1f1f"/>
+          <w:rtl w:val="0"/>
+        </w:rPr>
+        <w:t xml:space="preserve"> A local, YAML-driven agent workflow leveraging the OpenClaw community framework and Model Context Protocol (MCP) servers.</w:t>
       </w:r>
     </w:p>
     <w:p>
@@ -576,15 +662,15 @@
           <w:color w:val="1f1f1f"/>
           <w:rtl w:val="0"/>
         </w:rPr>
-        <w:t xml:space="preserve">The Flaw:</w:t>
-      </w:r>
-      <w:r>
-        <w:rPr>
-          <w:rFonts w:ascii="Google Sans" w:cs="Google Sans" w:eastAsia="Google Sans" w:hAnsi="Google Sans"/>
-          <w:color w:val="1f1f1f"/>
-          <w:rtl w:val="0"/>
-        </w:rPr>
-        <w:t xml:space="preserve"> Local scheduling completely fails if your machine goes to sleep. More importantly, local Playwright scrapers get blocked instantly by dynamic anti-bot protections (like Cloudflare) on regional job boards.</w:t>
+        <w:t xml:space="preserve">The Pros &amp; Cons:</w:t>
+      </w:r>
+      <w:r>
+        <w:rPr>
+          <w:rFonts w:ascii="Google Sans" w:cs="Google Sans" w:eastAsia="Google Sans" w:hAnsi="Google Sans"/>
+          <w:color w:val="1f1f1f"/>
+          <w:rtl w:val="0"/>
+        </w:rPr>
+        <w:t xml:space="preserve"> It offered low boilerplate and great local privacy. But local scheduling completely fails if the machine goes to sleep. Worse, local Playwright scrapers get blocked instantly by dynamic anti-bot protection (Cloudflare, Naukri) on Indian job boards, and community MCP servers suffer from fragile dependency drift.</w:t>
       </w:r>
     </w:p>
     <w:p>
@@ -635,7 +721,7 @@
           <w:color w:val="1f1f1f"/>
           <w:rtl w:val="0"/>
         </w:rPr>
-        <w:t xml:space="preserve">I chose to build a </w:t>
+        <w:t xml:space="preserve">I settled on a </w:t>
       </w:r>
       <w:r>
         <w:rPr>
@@ -645,15 +731,15 @@
           <w:color w:val="1f1f1f"/>
           <w:rtl w:val="0"/>
         </w:rPr>
-        <w:t xml:space="preserve">modular, config-driven Python engine executed via a serverless GitHub Actions runner</w:t>
-      </w:r>
-      <w:r>
-        <w:rPr>
-          <w:rFonts w:ascii="Google Sans" w:cs="Google Sans" w:eastAsia="Google Sans" w:hAnsi="Google Sans"/>
-          <w:color w:val="1f1f1f"/>
-          <w:rtl w:val="0"/>
-        </w:rPr>
-        <w:t xml:space="preserve">.</w:t>
+        <w:t xml:space="preserve">serverless GitHub Actions runner executing a modular, config-driven Python engine</w:t>
+      </w:r>
+      <w:r>
+        <w:rPr>
+          <w:rFonts w:ascii="Google Sans" w:cs="Google Sans" w:eastAsia="Google Sans" w:hAnsi="Google Sans"/>
+          <w:color w:val="1f1f1f"/>
+          <w:rtl w:val="0"/>
+        </w:rPr>
+        <w:t xml:space="preserve">. It pairs managed scrapers (Apify) with direct OAuth helpers and in-place document tree injection.</w:t>
       </w:r>
     </w:p>
     <w:p>
@@ -750,22 +836,38 @@
           <w:shd w:fill="141414" w:val="clear"/>
           <w:rtl w:val="0"/>
         </w:rPr>
-        <w:t xml:space="preserve">[GitHub Actions Cron] ──&gt; [Config-Driven Python Engine] ──&gt; [Model Factory: Claude/Gemini]</w:t>
+        <w:t xml:space="preserve">┌──────────────────────────────────────────────────────────┐</w:t>
         <w:br w:type="textWrapping"/>
-        <w:t xml:space="preserve">                                      │</w:t>
+        <w:t xml:space="preserve">│                Weekly GitHub Actions Cron                │</w:t>
         <w:br w:type="textWrapping"/>
-        <w:t xml:space="preserve">               ┌──────────────────────┴──────────────────────┐</w:t>
+        <w:t xml:space="preserve">└────────────────────────────┬─────────────────────────────┘</w:t>
         <w:br w:type="textWrapping"/>
-        <w:t xml:space="preserve">               ▼                                             ▼</w:t>
+        <w:t xml:space="preserve">                             ▼</w:t>
         <w:br w:type="textWrapping"/>
-        <w:t xml:space="preserve">     [Apify Managed Scrapers]                       [SQLite Persistence]</w:t>
+        <w:t xml:space="preserve">              ┌──────────────────────────────┐</w:t>
         <w:br w:type="textWrapping"/>
-        <w:t xml:space="preserve">               │                                             │</w:t>
+        <w:t xml:space="preserve">              │ Config-Driven Python Engine  │</w:t>
         <w:br w:type="textWrapping"/>
-        <w:t xml:space="preserve">               ▼                                             ▼</w:t>
+        <w:t xml:space="preserve">              │ (Swappable Claude / Gemini)  │</w:t>
         <w:br w:type="textWrapping"/>
-        <w:t xml:space="preserve">  (Bypasses Anti-Bot/Proxies)                    (Dropbox Round-Trip Sync)</w:t>
+        <w:t xml:space="preserve">              └──────────────┬───────────────┘</w:t>
         <w:br w:type="textWrapping"/>
+        <w:t xml:space="preserve">                             ▼</w:t>
+        <w:br w:type="textWrapping"/>
+        <w:t xml:space="preserve">              ┌──────────────────────────────┐</w:t>
+        <w:br w:type="textWrapping"/>
+        <w:t xml:space="preserve">              │ SQLite Database (themes.db)  │</w:t>
+        <w:br w:type="textWrapping"/>
+        <w:t xml:space="preserve">              └──────────────┬───────────────┘</w:t>
+        <w:br w:type="textWrapping"/>
+        <w:t xml:space="preserve">                             ▼</w:t>
+        <w:br w:type="textWrapping"/>
+        <w:t xml:space="preserve">        ┌──────────────────────────────────────────┐</w:t>
+        <w:br w:type="textWrapping"/>
+        <w:t xml:space="preserve">        │ Dropbox Round-Trip Cloud Storage Sync    │</w:t>
+        <w:br w:type="textWrapping"/>
+        <w:t xml:space="preserve">        └──────────────────────────────────────────┘</w:t>
+        <w:br w:type="textWrapping"/>
       </w:r>
     </w:p>
     <w:p>
@@ -790,7 +892,7 @@
           <w:color w:val="1f1f1f"/>
           <w:rtl w:val="0"/>
         </w:rPr>
-        <w:t xml:space="preserve">By pairing managed scrapers (Apify) with direct OAuth helpers, a single configurations key to swap backend models (Claude/Gemini), and a Dropbox-linked SQLite database for persistent historical state, I achieved </w:t>
+        <w:t xml:space="preserve">This hybrid approach secured </w:t>
       </w:r>
       <w:r>
         <w:rPr>
@@ -800,15 +902,15 @@
           <w:color w:val="1f1f1f"/>
           <w:rtl w:val="0"/>
         </w:rPr>
-        <w:t xml:space="preserve">100% free cloud uptime, robust anti-bot defense, and continuous state persistence</w:t>
-      </w:r>
-      <w:r>
-        <w:rPr>
-          <w:rFonts w:ascii="Google Sans" w:cs="Google Sans" w:eastAsia="Google Sans" w:hAnsi="Google Sans"/>
-          <w:color w:val="1f1f1f"/>
-          <w:rtl w:val="0"/>
-        </w:rPr>
-        <w:t xml:space="preserve">.</w:t>
+        <w:t xml:space="preserve">100% free cloud uptime</w:t>
+      </w:r>
+      <w:r>
+        <w:rPr>
+          <w:rFonts w:ascii="Google Sans" w:cs="Google Sans" w:eastAsia="Google Sans" w:hAnsi="Google Sans"/>
+          <w:color w:val="1f1f1f"/>
+          <w:rtl w:val="0"/>
+        </w:rPr>
+        <w:t xml:space="preserve">, outsourced our anti-bot defense to rotating proxy nodes, gave us swappable model flexibility (Claude/Gemini) through a single configuration key, and maintained a continuous historical state using a Dropbox-linked SQLite database.</w:t>
       </w:r>
     </w:p>
     <w:p>
@@ -834,6 +936,1478 @@
           <w:color w:val="1f1f1f"/>
           <w:rtl w:val="0"/>
         </w:rPr>
+        <w:t xml:space="preserve">Engineering Trade-Off Matrix</w:t>
+      </w:r>
+    </w:p>
+    <w:p>
+      <w:pPr>
+        <w:pBdr>
+          <w:top w:space="0" w:sz="0" w:val="nil"/>
+          <w:left w:space="0" w:sz="0" w:val="nil"/>
+          <w:bottom w:space="0" w:sz="0" w:val="nil"/>
+          <w:right w:space="0" w:sz="0" w:val="nil"/>
+          <w:between w:space="0" w:sz="0" w:val="nil"/>
+        </w:pBdr>
+        <w:shd w:fill="auto" w:val="clear"/>
+        <w:spacing w:line="275.9999942779541" w:lineRule="auto"/>
+        <w:rPr>
+          <w:rFonts w:ascii="Google Sans" w:cs="Google Sans" w:eastAsia="Google Sans" w:hAnsi="Google Sans"/>
+          <w:color w:val="1f1f1f"/>
+        </w:rPr>
+      </w:pPr>
+      <w:r>
+        <w:rPr>
+          <w:rFonts w:ascii="Google Sans" w:cs="Google Sans" w:eastAsia="Google Sans" w:hAnsi="Google Sans"/>
+          <w:color w:val="1f1f1f"/>
+          <w:rtl w:val="0"/>
+        </w:rPr>
+        <w:t xml:space="preserve">This is the exact trade-off matrix analyzed during the product design phase to maximize deliverable fidelity and system reliability while keeping infrastructure costs flat:</w:t>
+      </w:r>
+    </w:p>
+    <w:tbl>
+      <w:tblPr>
+        <w:tblStyle w:val="Table1"/>
+        <w:tblW w:w="9360.0" w:type="dxa"/>
+        <w:jc w:val="left"/>
+        <w:tblBorders>
+          <w:top w:color="000000" w:space="0" w:sz="6" w:val="single"/>
+          <w:left w:color="000000" w:space="0" w:sz="6" w:val="single"/>
+          <w:bottom w:color="000000" w:space="0" w:sz="6" w:val="single"/>
+          <w:right w:color="000000" w:space="0" w:sz="6" w:val="single"/>
+          <w:insideH w:color="000000" w:space="0" w:sz="6" w:val="single"/>
+          <w:insideV w:color="000000" w:space="0" w:sz="6" w:val="single"/>
+        </w:tblBorders>
+        <w:tblLayout w:type="fixed"/>
+        <w:tblLook w:val="0600"/>
+      </w:tblPr>
+      <w:tblGrid>
+        <w:gridCol w:w="2340"/>
+        <w:gridCol w:w="2340"/>
+        <w:gridCol w:w="2340"/>
+        <w:gridCol w:w="2340"/>
+        <w:tblGridChange w:id="0">
+          <w:tblGrid>
+            <w:gridCol w:w="2340"/>
+            <w:gridCol w:w="2340"/>
+            <w:gridCol w:w="2340"/>
+            <w:gridCol w:w="2340"/>
+          </w:tblGrid>
+        </w:tblGridChange>
+      </w:tblGrid>
+      <w:tr>
+        <w:trPr>
+          <w:cantSplit w:val="0"/>
+          <w:tblHeader w:val="0"/>
+        </w:trPr>
+        <w:tc>
+          <w:tcPr>
+            <w:tcBorders>
+              <w:top w:color="000000" w:space="0" w:sz="6" w:val="single"/>
+              <w:left w:color="000000" w:space="0" w:sz="6" w:val="single"/>
+              <w:bottom w:color="000000" w:space="0" w:sz="6" w:val="single"/>
+              <w:right w:color="000000" w:space="0" w:sz="6" w:val="single"/>
+            </w:tcBorders>
+            <w:shd w:fill="auto" w:val="clear"/>
+            <w:tcMar>
+              <w:top w:w="180.0" w:type="dxa"/>
+              <w:left w:w="0.0" w:type="dxa"/>
+              <w:bottom w:w="240.0" w:type="dxa"/>
+              <w:right w:w="180.0" w:type="dxa"/>
+            </w:tcMar>
+            <w:vAlign w:val="top"/>
+          </w:tcPr>
+          <w:p>
+            <w:pPr>
+              <w:pBdr>
+                <w:top w:space="0" w:sz="0" w:val="nil"/>
+                <w:left w:space="0" w:sz="0" w:val="nil"/>
+                <w:bottom w:space="0" w:sz="0" w:val="nil"/>
+                <w:right w:space="0" w:sz="0" w:val="nil"/>
+                <w:between w:space="0" w:sz="0" w:val="nil"/>
+              </w:pBdr>
+              <w:shd w:fill="auto" w:val="clear"/>
+              <w:spacing w:after="240" w:before="180" w:line="275.9999942779541" w:lineRule="auto"/>
+              <w:rPr>
+                <w:rFonts w:ascii="Google Sans" w:cs="Google Sans" w:eastAsia="Google Sans" w:hAnsi="Google Sans"/>
+                <w:b w:val="1"/>
+                <w:bCs w:val="1"/>
+                <w:color w:val="1f1f1f"/>
+              </w:rPr>
+            </w:pPr>
+            <w:r>
+              <w:rPr>
+                <w:rFonts w:ascii="Google Sans" w:cs="Google Sans" w:eastAsia="Google Sans" w:hAnsi="Google Sans"/>
+                <w:b w:val="1"/>
+                <w:bCs w:val="1"/>
+                <w:color w:val="1f1f1f"/>
+                <w:rtl w:val="0"/>
+              </w:rPr>
+              <w:t xml:space="preserve">Architectural Vector</w:t>
+            </w:r>
+          </w:p>
+        </w:tc>
+        <w:tc>
+          <w:tcPr>
+            <w:tcBorders>
+              <w:top w:color="000000" w:space="0" w:sz="6" w:val="single"/>
+              <w:left w:color="000000" w:space="0" w:sz="6" w:val="single"/>
+              <w:bottom w:color="000000" w:space="0" w:sz="6" w:val="single"/>
+              <w:right w:color="000000" w:space="0" w:sz="6" w:val="single"/>
+            </w:tcBorders>
+            <w:shd w:fill="auto" w:val="clear"/>
+            <w:tcMar>
+              <w:top w:w="180.0" w:type="dxa"/>
+              <w:left w:w="180.0" w:type="dxa"/>
+              <w:bottom w:w="240.0" w:type="dxa"/>
+              <w:right w:w="180.0" w:type="dxa"/>
+            </w:tcMar>
+            <w:vAlign w:val="top"/>
+          </w:tcPr>
+          <w:p>
+            <w:pPr>
+              <w:pBdr>
+                <w:top w:space="0" w:sz="0" w:val="nil"/>
+                <w:left w:space="0" w:sz="0" w:val="nil"/>
+                <w:bottom w:space="0" w:sz="0" w:val="nil"/>
+                <w:right w:space="0" w:sz="0" w:val="nil"/>
+                <w:between w:space="0" w:sz="0" w:val="nil"/>
+              </w:pBdr>
+              <w:shd w:fill="auto" w:val="clear"/>
+              <w:spacing w:after="240" w:before="180" w:line="275.9999942779541" w:lineRule="auto"/>
+              <w:rPr>
+                <w:rFonts w:ascii="Google Sans" w:cs="Google Sans" w:eastAsia="Google Sans" w:hAnsi="Google Sans"/>
+                <w:b w:val="1"/>
+                <w:bCs w:val="1"/>
+                <w:color w:val="1f1f1f"/>
+              </w:rPr>
+            </w:pPr>
+            <w:r>
+              <w:rPr>
+                <w:rFonts w:ascii="Google Sans" w:cs="Google Sans" w:eastAsia="Google Sans" w:hAnsi="Google Sans"/>
+                <w:b w:val="1"/>
+                <w:bCs w:val="1"/>
+                <w:color w:val="1f1f1f"/>
+                <w:rtl w:val="0"/>
+              </w:rPr>
+              <w:t xml:space="preserve">Option 1 (Custom SDK)</w:t>
+            </w:r>
+          </w:p>
+        </w:tc>
+        <w:tc>
+          <w:tcPr>
+            <w:tcBorders>
+              <w:top w:color="000000" w:space="0" w:sz="6" w:val="single"/>
+              <w:left w:color="000000" w:space="0" w:sz="6" w:val="single"/>
+              <w:bottom w:color="000000" w:space="0" w:sz="6" w:val="single"/>
+              <w:right w:color="000000" w:space="0" w:sz="6" w:val="single"/>
+            </w:tcBorders>
+            <w:shd w:fill="auto" w:val="clear"/>
+            <w:tcMar>
+              <w:top w:w="180.0" w:type="dxa"/>
+              <w:left w:w="180.0" w:type="dxa"/>
+              <w:bottom w:w="240.0" w:type="dxa"/>
+              <w:right w:w="180.0" w:type="dxa"/>
+            </w:tcMar>
+            <w:vAlign w:val="top"/>
+          </w:tcPr>
+          <w:p>
+            <w:pPr>
+              <w:pBdr>
+                <w:top w:space="0" w:sz="0" w:val="nil"/>
+                <w:left w:space="0" w:sz="0" w:val="nil"/>
+                <w:bottom w:space="0" w:sz="0" w:val="nil"/>
+                <w:right w:space="0" w:sz="0" w:val="nil"/>
+                <w:between w:space="0" w:sz="0" w:val="nil"/>
+              </w:pBdr>
+              <w:shd w:fill="auto" w:val="clear"/>
+              <w:spacing w:after="240" w:before="180" w:line="275.9999942779541" w:lineRule="auto"/>
+              <w:rPr>
+                <w:rFonts w:ascii="Google Sans" w:cs="Google Sans" w:eastAsia="Google Sans" w:hAnsi="Google Sans"/>
+                <w:b w:val="1"/>
+                <w:bCs w:val="1"/>
+                <w:color w:val="1f1f1f"/>
+              </w:rPr>
+            </w:pPr>
+            <w:r>
+              <w:rPr>
+                <w:rFonts w:ascii="Google Sans" w:cs="Google Sans" w:eastAsia="Google Sans" w:hAnsi="Google Sans"/>
+                <w:b w:val="1"/>
+                <w:bCs w:val="1"/>
+                <w:color w:val="1f1f1f"/>
+                <w:rtl w:val="0"/>
+              </w:rPr>
+              <w:t xml:space="preserve">Option 2 (OpenClaw Local)</w:t>
+            </w:r>
+          </w:p>
+        </w:tc>
+        <w:tc>
+          <w:tcPr>
+            <w:tcBorders>
+              <w:top w:color="000000" w:space="0" w:sz="6" w:val="single"/>
+              <w:left w:color="000000" w:space="0" w:sz="6" w:val="single"/>
+              <w:bottom w:color="000000" w:space="0" w:sz="6" w:val="single"/>
+              <w:right w:color="000000" w:space="0" w:sz="6" w:val="single"/>
+            </w:tcBorders>
+            <w:shd w:fill="auto" w:val="clear"/>
+            <w:tcMar>
+              <w:top w:w="180.0" w:type="dxa"/>
+              <w:left w:w="180.0" w:type="dxa"/>
+              <w:bottom w:w="240.0" w:type="dxa"/>
+              <w:right w:w="0.0" w:type="dxa"/>
+            </w:tcMar>
+            <w:vAlign w:val="top"/>
+          </w:tcPr>
+          <w:p>
+            <w:pPr>
+              <w:pBdr>
+                <w:top w:space="0" w:sz="0" w:val="nil"/>
+                <w:left w:space="0" w:sz="0" w:val="nil"/>
+                <w:bottom w:space="0" w:sz="0" w:val="nil"/>
+                <w:right w:space="0" w:sz="0" w:val="nil"/>
+                <w:between w:space="0" w:sz="0" w:val="nil"/>
+              </w:pBdr>
+              <w:shd w:fill="auto" w:val="clear"/>
+              <w:spacing w:after="240" w:before="180" w:line="275.9999942779541" w:lineRule="auto"/>
+              <w:rPr>
+                <w:rFonts w:ascii="Google Sans" w:cs="Google Sans" w:eastAsia="Google Sans" w:hAnsi="Google Sans"/>
+                <w:b w:val="1"/>
+                <w:bCs w:val="1"/>
+                <w:color w:val="1f1f1f"/>
+              </w:rPr>
+            </w:pPr>
+            <w:r>
+              <w:rPr>
+                <w:rFonts w:ascii="Google Sans" w:cs="Google Sans" w:eastAsia="Google Sans" w:hAnsi="Google Sans"/>
+                <w:b w:val="1"/>
+                <w:bCs w:val="1"/>
+                <w:color w:val="1f1f1f"/>
+                <w:rtl w:val="0"/>
+              </w:rPr>
+              <w:t xml:space="preserve">Option 3 (Hybrid Engine) ✓</w:t>
+            </w:r>
+          </w:p>
+        </w:tc>
+      </w:tr>
+      <w:tr>
+        <w:trPr>
+          <w:cantSplit w:val="0"/>
+          <w:tblHeader w:val="0"/>
+        </w:trPr>
+        <w:tc>
+          <w:tcPr>
+            <w:tcBorders>
+              <w:top w:color="000000" w:space="0" w:sz="6" w:val="single"/>
+              <w:left w:color="000000" w:space="0" w:sz="6" w:val="single"/>
+              <w:bottom w:color="000000" w:space="0" w:sz="6" w:val="single"/>
+              <w:right w:color="000000" w:space="0" w:sz="6" w:val="single"/>
+            </w:tcBorders>
+            <w:shd w:fill="auto" w:val="clear"/>
+            <w:tcMar>
+              <w:top w:w="240.0" w:type="dxa"/>
+              <w:left w:w="0.0" w:type="dxa"/>
+              <w:bottom w:w="240.0" w:type="dxa"/>
+              <w:right w:w="180.0" w:type="dxa"/>
+            </w:tcMar>
+            <w:vAlign w:val="top"/>
+          </w:tcPr>
+          <w:p>
+            <w:pPr>
+              <w:pBdr>
+                <w:top w:space="0" w:sz="0" w:val="nil"/>
+                <w:left w:space="0" w:sz="0" w:val="nil"/>
+                <w:bottom w:space="0" w:sz="0" w:val="nil"/>
+                <w:right w:space="0" w:sz="0" w:val="nil"/>
+                <w:between w:space="0" w:sz="0" w:val="nil"/>
+              </w:pBdr>
+              <w:shd w:fill="auto" w:val="clear"/>
+              <w:spacing w:after="240" w:before="240" w:line="275.9999942779541" w:lineRule="auto"/>
+              <w:rPr>
+                <w:rFonts w:ascii="Google Sans" w:cs="Google Sans" w:eastAsia="Google Sans" w:hAnsi="Google Sans"/>
+                <w:b w:val="1"/>
+                <w:bCs w:val="1"/>
+                <w:color w:val="1f1f1f"/>
+              </w:rPr>
+            </w:pPr>
+            <w:r>
+              <w:rPr>
+                <w:rFonts w:ascii="Google Sans" w:cs="Google Sans" w:eastAsia="Google Sans" w:hAnsi="Google Sans"/>
+                <w:b w:val="1"/>
+                <w:bCs w:val="1"/>
+                <w:color w:val="1f1f1f"/>
+                <w:rtl w:val="0"/>
+              </w:rPr>
+              <w:t xml:space="preserve">Execution Reliability</w:t>
+            </w:r>
+          </w:p>
+        </w:tc>
+        <w:tc>
+          <w:tcPr>
+            <w:tcBorders>
+              <w:top w:color="000000" w:space="0" w:sz="6" w:val="single"/>
+              <w:left w:color="000000" w:space="0" w:sz="6" w:val="single"/>
+              <w:bottom w:color="000000" w:space="0" w:sz="6" w:val="single"/>
+              <w:right w:color="000000" w:space="0" w:sz="6" w:val="single"/>
+            </w:tcBorders>
+            <w:shd w:fill="auto" w:val="clear"/>
+            <w:tcMar>
+              <w:top w:w="240.0" w:type="dxa"/>
+              <w:left w:w="180.0" w:type="dxa"/>
+              <w:bottom w:w="240.0" w:type="dxa"/>
+              <w:right w:w="180.0" w:type="dxa"/>
+            </w:tcMar>
+            <w:vAlign w:val="top"/>
+          </w:tcPr>
+          <w:p>
+            <w:pPr>
+              <w:pBdr>
+                <w:top w:space="0" w:sz="0" w:val="nil"/>
+                <w:left w:space="0" w:sz="0" w:val="nil"/>
+                <w:bottom w:space="0" w:sz="0" w:val="nil"/>
+                <w:right w:space="0" w:sz="0" w:val="nil"/>
+                <w:between w:space="0" w:sz="0" w:val="nil"/>
+              </w:pBdr>
+              <w:shd w:fill="auto" w:val="clear"/>
+              <w:spacing w:after="240" w:before="240" w:line="275.9999942779541" w:lineRule="auto"/>
+              <w:rPr>
+                <w:rFonts w:ascii="Google Sans" w:cs="Google Sans" w:eastAsia="Google Sans" w:hAnsi="Google Sans"/>
+                <w:color w:val="1f1f1f"/>
+              </w:rPr>
+            </w:pPr>
+            <w:r>
+              <w:rPr>
+                <w:rFonts w:ascii="Google Sans" w:cs="Google Sans" w:eastAsia="Google Sans" w:hAnsi="Google Sans"/>
+                <w:color w:val="1f1f1f"/>
+                <w:rtl w:val="0"/>
+              </w:rPr>
+              <w:t xml:space="preserve">Moderate (Stateless failures)</w:t>
+            </w:r>
+          </w:p>
+        </w:tc>
+        <w:tc>
+          <w:tcPr>
+            <w:tcBorders>
+              <w:top w:color="000000" w:space="0" w:sz="6" w:val="single"/>
+              <w:left w:color="000000" w:space="0" w:sz="6" w:val="single"/>
+              <w:bottom w:color="000000" w:space="0" w:sz="6" w:val="single"/>
+              <w:right w:color="000000" w:space="0" w:sz="6" w:val="single"/>
+            </w:tcBorders>
+            <w:shd w:fill="auto" w:val="clear"/>
+            <w:tcMar>
+              <w:top w:w="240.0" w:type="dxa"/>
+              <w:left w:w="180.0" w:type="dxa"/>
+              <w:bottom w:w="240.0" w:type="dxa"/>
+              <w:right w:w="180.0" w:type="dxa"/>
+            </w:tcMar>
+            <w:vAlign w:val="top"/>
+          </w:tcPr>
+          <w:p>
+            <w:pPr>
+              <w:pBdr>
+                <w:top w:space="0" w:sz="0" w:val="nil"/>
+                <w:left w:space="0" w:sz="0" w:val="nil"/>
+                <w:bottom w:space="0" w:sz="0" w:val="nil"/>
+                <w:right w:space="0" w:sz="0" w:val="nil"/>
+                <w:between w:space="0" w:sz="0" w:val="nil"/>
+              </w:pBdr>
+              <w:shd w:fill="auto" w:val="clear"/>
+              <w:spacing w:after="240" w:before="240" w:line="275.9999942779541" w:lineRule="auto"/>
+              <w:rPr>
+                <w:rFonts w:ascii="Google Sans" w:cs="Google Sans" w:eastAsia="Google Sans" w:hAnsi="Google Sans"/>
+                <w:color w:val="1f1f1f"/>
+              </w:rPr>
+            </w:pPr>
+            <w:r>
+              <w:rPr>
+                <w:rFonts w:ascii="Google Sans" w:cs="Google Sans" w:eastAsia="Google Sans" w:hAnsi="Google Sans"/>
+                <w:color w:val="1f1f1f"/>
+                <w:rtl w:val="0"/>
+              </w:rPr>
+              <w:t xml:space="preserve">Low (Dependent on local machine)</w:t>
+            </w:r>
+          </w:p>
+        </w:tc>
+        <w:tc>
+          <w:tcPr>
+            <w:tcBorders>
+              <w:top w:color="000000" w:space="0" w:sz="6" w:val="single"/>
+              <w:left w:color="000000" w:space="0" w:sz="6" w:val="single"/>
+              <w:bottom w:color="000000" w:space="0" w:sz="6" w:val="single"/>
+              <w:right w:color="000000" w:space="0" w:sz="6" w:val="single"/>
+            </w:tcBorders>
+            <w:shd w:fill="auto" w:val="clear"/>
+            <w:tcMar>
+              <w:top w:w="240.0" w:type="dxa"/>
+              <w:left w:w="180.0" w:type="dxa"/>
+              <w:bottom w:w="240.0" w:type="dxa"/>
+              <w:right w:w="0.0" w:type="dxa"/>
+            </w:tcMar>
+            <w:vAlign w:val="top"/>
+          </w:tcPr>
+          <w:p>
+            <w:pPr>
+              <w:pBdr>
+                <w:top w:space="0" w:sz="0" w:val="nil"/>
+                <w:left w:space="0" w:sz="0" w:val="nil"/>
+                <w:bottom w:space="0" w:sz="0" w:val="nil"/>
+                <w:right w:space="0" w:sz="0" w:val="nil"/>
+                <w:between w:space="0" w:sz="0" w:val="nil"/>
+              </w:pBdr>
+              <w:shd w:fill="auto" w:val="clear"/>
+              <w:spacing w:after="240" w:before="240" w:line="275.9999942779541" w:lineRule="auto"/>
+              <w:rPr>
+                <w:rFonts w:ascii="Google Sans" w:cs="Google Sans" w:eastAsia="Google Sans" w:hAnsi="Google Sans"/>
+                <w:color w:val="1f1f1f"/>
+              </w:rPr>
+            </w:pPr>
+            <w:r>
+              <w:rPr>
+                <w:rFonts w:ascii="Google Sans" w:cs="Google Sans" w:eastAsia="Google Sans" w:hAnsi="Google Sans"/>
+                <w:b w:val="1"/>
+                <w:bCs w:val="1"/>
+                <w:color w:val="1f1f1f"/>
+                <w:rtl w:val="0"/>
+              </w:rPr>
+              <w:t xml:space="preserve">High</w:t>
+            </w:r>
+            <w:r>
+              <w:rPr>
+                <w:rFonts w:ascii="Google Sans" w:cs="Google Sans" w:eastAsia="Google Sans" w:hAnsi="Google Sans"/>
+                <w:color w:val="1f1f1f"/>
+                <w:rtl w:val="0"/>
+              </w:rPr>
+              <w:t xml:space="preserve"> (100% Cloud Uptime Cron)</w:t>
+            </w:r>
+          </w:p>
+        </w:tc>
+      </w:tr>
+      <w:tr>
+        <w:trPr>
+          <w:cantSplit w:val="0"/>
+          <w:tblHeader w:val="0"/>
+        </w:trPr>
+        <w:tc>
+          <w:tcPr>
+            <w:tcBorders>
+              <w:top w:color="000000" w:space="0" w:sz="6" w:val="single"/>
+              <w:left w:color="000000" w:space="0" w:sz="6" w:val="single"/>
+              <w:bottom w:color="000000" w:space="0" w:sz="6" w:val="single"/>
+              <w:right w:color="000000" w:space="0" w:sz="6" w:val="single"/>
+            </w:tcBorders>
+            <w:shd w:fill="auto" w:val="clear"/>
+            <w:tcMar>
+              <w:top w:w="240.0" w:type="dxa"/>
+              <w:left w:w="0.0" w:type="dxa"/>
+              <w:bottom w:w="240.0" w:type="dxa"/>
+              <w:right w:w="180.0" w:type="dxa"/>
+            </w:tcMar>
+            <w:vAlign w:val="top"/>
+          </w:tcPr>
+          <w:p>
+            <w:pPr>
+              <w:pBdr>
+                <w:top w:space="0" w:sz="0" w:val="nil"/>
+                <w:left w:space="0" w:sz="0" w:val="nil"/>
+                <w:bottom w:space="0" w:sz="0" w:val="nil"/>
+                <w:right w:space="0" w:sz="0" w:val="nil"/>
+                <w:between w:space="0" w:sz="0" w:val="nil"/>
+              </w:pBdr>
+              <w:shd w:fill="auto" w:val="clear"/>
+              <w:spacing w:after="240" w:before="240" w:line="275.9999942779541" w:lineRule="auto"/>
+              <w:rPr>
+                <w:rFonts w:ascii="Google Sans" w:cs="Google Sans" w:eastAsia="Google Sans" w:hAnsi="Google Sans"/>
+                <w:b w:val="1"/>
+                <w:bCs w:val="1"/>
+                <w:color w:val="1f1f1f"/>
+              </w:rPr>
+            </w:pPr>
+            <w:r>
+              <w:rPr>
+                <w:rFonts w:ascii="Google Sans" w:cs="Google Sans" w:eastAsia="Google Sans" w:hAnsi="Google Sans"/>
+                <w:b w:val="1"/>
+                <w:bCs w:val="1"/>
+                <w:color w:val="1f1f1f"/>
+                <w:rtl w:val="0"/>
+              </w:rPr>
+              <w:t xml:space="preserve">Scraping Viability</w:t>
+            </w:r>
+          </w:p>
+        </w:tc>
+        <w:tc>
+          <w:tcPr>
+            <w:tcBorders>
+              <w:top w:color="000000" w:space="0" w:sz="6" w:val="single"/>
+              <w:left w:color="000000" w:space="0" w:sz="6" w:val="single"/>
+              <w:bottom w:color="000000" w:space="0" w:sz="6" w:val="single"/>
+              <w:right w:color="000000" w:space="0" w:sz="6" w:val="single"/>
+            </w:tcBorders>
+            <w:shd w:fill="auto" w:val="clear"/>
+            <w:tcMar>
+              <w:top w:w="240.0" w:type="dxa"/>
+              <w:left w:w="180.0" w:type="dxa"/>
+              <w:bottom w:w="240.0" w:type="dxa"/>
+              <w:right w:w="180.0" w:type="dxa"/>
+            </w:tcMar>
+            <w:vAlign w:val="top"/>
+          </w:tcPr>
+          <w:p>
+            <w:pPr>
+              <w:pBdr>
+                <w:top w:space="0" w:sz="0" w:val="nil"/>
+                <w:left w:space="0" w:sz="0" w:val="nil"/>
+                <w:bottom w:space="0" w:sz="0" w:val="nil"/>
+                <w:right w:space="0" w:sz="0" w:val="nil"/>
+                <w:between w:space="0" w:sz="0" w:val="nil"/>
+              </w:pBdr>
+              <w:shd w:fill="auto" w:val="clear"/>
+              <w:spacing w:after="240" w:before="240" w:line="275.9999942779541" w:lineRule="auto"/>
+              <w:rPr>
+                <w:rFonts w:ascii="Google Sans" w:cs="Google Sans" w:eastAsia="Google Sans" w:hAnsi="Google Sans"/>
+                <w:color w:val="1f1f1f"/>
+              </w:rPr>
+            </w:pPr>
+            <w:r>
+              <w:rPr>
+                <w:rFonts w:ascii="Google Sans" w:cs="Google Sans" w:eastAsia="Google Sans" w:hAnsi="Google Sans"/>
+                <w:color w:val="1f1f1f"/>
+                <w:rtl w:val="0"/>
+              </w:rPr>
+              <w:t xml:space="preserve">Low (Basic Beautiful Soup)</w:t>
+            </w:r>
+          </w:p>
+        </w:tc>
+        <w:tc>
+          <w:tcPr>
+            <w:tcBorders>
+              <w:top w:color="000000" w:space="0" w:sz="6" w:val="single"/>
+              <w:left w:color="000000" w:space="0" w:sz="6" w:val="single"/>
+              <w:bottom w:color="000000" w:space="0" w:sz="6" w:val="single"/>
+              <w:right w:color="000000" w:space="0" w:sz="6" w:val="single"/>
+            </w:tcBorders>
+            <w:shd w:fill="auto" w:val="clear"/>
+            <w:tcMar>
+              <w:top w:w="240.0" w:type="dxa"/>
+              <w:left w:w="180.0" w:type="dxa"/>
+              <w:bottom w:w="240.0" w:type="dxa"/>
+              <w:right w:w="180.0" w:type="dxa"/>
+            </w:tcMar>
+            <w:vAlign w:val="top"/>
+          </w:tcPr>
+          <w:p>
+            <w:pPr>
+              <w:pBdr>
+                <w:top w:space="0" w:sz="0" w:val="nil"/>
+                <w:left w:space="0" w:sz="0" w:val="nil"/>
+                <w:bottom w:space="0" w:sz="0" w:val="nil"/>
+                <w:right w:space="0" w:sz="0" w:val="nil"/>
+                <w:between w:space="0" w:sz="0" w:val="nil"/>
+              </w:pBdr>
+              <w:shd w:fill="auto" w:val="clear"/>
+              <w:spacing w:after="240" w:before="240" w:line="275.9999942779541" w:lineRule="auto"/>
+              <w:rPr>
+                <w:rFonts w:ascii="Google Sans" w:cs="Google Sans" w:eastAsia="Google Sans" w:hAnsi="Google Sans"/>
+                <w:color w:val="1f1f1f"/>
+              </w:rPr>
+            </w:pPr>
+            <w:r>
+              <w:rPr>
+                <w:rFonts w:ascii="Google Sans" w:cs="Google Sans" w:eastAsia="Google Sans" w:hAnsi="Google Sans"/>
+                <w:color w:val="1f1f1f"/>
+                <w:rtl w:val="0"/>
+              </w:rPr>
+              <w:t xml:space="preserve">Low (Blocked by Cloudflare/Naukri)</w:t>
+            </w:r>
+          </w:p>
+        </w:tc>
+        <w:tc>
+          <w:tcPr>
+            <w:tcBorders>
+              <w:top w:color="000000" w:space="0" w:sz="6" w:val="single"/>
+              <w:left w:color="000000" w:space="0" w:sz="6" w:val="single"/>
+              <w:bottom w:color="000000" w:space="0" w:sz="6" w:val="single"/>
+              <w:right w:color="000000" w:space="0" w:sz="6" w:val="single"/>
+            </w:tcBorders>
+            <w:shd w:fill="auto" w:val="clear"/>
+            <w:tcMar>
+              <w:top w:w="240.0" w:type="dxa"/>
+              <w:left w:w="180.0" w:type="dxa"/>
+              <w:bottom w:w="240.0" w:type="dxa"/>
+              <w:right w:w="0.0" w:type="dxa"/>
+            </w:tcMar>
+            <w:vAlign w:val="top"/>
+          </w:tcPr>
+          <w:p>
+            <w:pPr>
+              <w:pBdr>
+                <w:top w:space="0" w:sz="0" w:val="nil"/>
+                <w:left w:space="0" w:sz="0" w:val="nil"/>
+                <w:bottom w:space="0" w:sz="0" w:val="nil"/>
+                <w:right w:space="0" w:sz="0" w:val="nil"/>
+                <w:between w:space="0" w:sz="0" w:val="nil"/>
+              </w:pBdr>
+              <w:shd w:fill="auto" w:val="clear"/>
+              <w:spacing w:after="240" w:before="240" w:line="275.9999942779541" w:lineRule="auto"/>
+              <w:rPr>
+                <w:rFonts w:ascii="Google Sans" w:cs="Google Sans" w:eastAsia="Google Sans" w:hAnsi="Google Sans"/>
+                <w:color w:val="1f1f1f"/>
+              </w:rPr>
+            </w:pPr>
+            <w:r>
+              <w:rPr>
+                <w:rFonts w:ascii="Google Sans" w:cs="Google Sans" w:eastAsia="Google Sans" w:hAnsi="Google Sans"/>
+                <w:b w:val="1"/>
+                <w:bCs w:val="1"/>
+                <w:color w:val="1f1f1f"/>
+                <w:rtl w:val="0"/>
+              </w:rPr>
+              <w:t xml:space="preserve">High</w:t>
+            </w:r>
+            <w:r>
+              <w:rPr>
+                <w:rFonts w:ascii="Google Sans" w:cs="Google Sans" w:eastAsia="Google Sans" w:hAnsi="Google Sans"/>
+                <w:color w:val="1f1f1f"/>
+                <w:rtl w:val="0"/>
+              </w:rPr>
+              <w:t xml:space="preserve"> (Managed Apify Rotating Nodes)</w:t>
+            </w:r>
+          </w:p>
+        </w:tc>
+      </w:tr>
+      <w:tr>
+        <w:trPr>
+          <w:cantSplit w:val="0"/>
+          <w:tblHeader w:val="0"/>
+        </w:trPr>
+        <w:tc>
+          <w:tcPr>
+            <w:tcBorders>
+              <w:top w:color="000000" w:space="0" w:sz="6" w:val="single"/>
+              <w:left w:color="000000" w:space="0" w:sz="6" w:val="single"/>
+              <w:bottom w:color="000000" w:space="0" w:sz="6" w:val="single"/>
+              <w:right w:color="000000" w:space="0" w:sz="6" w:val="single"/>
+            </w:tcBorders>
+            <w:shd w:fill="auto" w:val="clear"/>
+            <w:tcMar>
+              <w:top w:w="240.0" w:type="dxa"/>
+              <w:left w:w="0.0" w:type="dxa"/>
+              <w:bottom w:w="240.0" w:type="dxa"/>
+              <w:right w:w="180.0" w:type="dxa"/>
+            </w:tcMar>
+            <w:vAlign w:val="top"/>
+          </w:tcPr>
+          <w:p>
+            <w:pPr>
+              <w:pBdr>
+                <w:top w:space="0" w:sz="0" w:val="nil"/>
+                <w:left w:space="0" w:sz="0" w:val="nil"/>
+                <w:bottom w:space="0" w:sz="0" w:val="nil"/>
+                <w:right w:space="0" w:sz="0" w:val="nil"/>
+                <w:between w:space="0" w:sz="0" w:val="nil"/>
+              </w:pBdr>
+              <w:shd w:fill="auto" w:val="clear"/>
+              <w:spacing w:after="240" w:before="240" w:line="275.9999942779541" w:lineRule="auto"/>
+              <w:rPr>
+                <w:rFonts w:ascii="Google Sans" w:cs="Google Sans" w:eastAsia="Google Sans" w:hAnsi="Google Sans"/>
+                <w:b w:val="1"/>
+                <w:bCs w:val="1"/>
+                <w:color w:val="1f1f1f"/>
+              </w:rPr>
+            </w:pPr>
+            <w:r>
+              <w:rPr>
+                <w:rFonts w:ascii="Google Sans" w:cs="Google Sans" w:eastAsia="Google Sans" w:hAnsi="Google Sans"/>
+                <w:b w:val="1"/>
+                <w:bCs w:val="1"/>
+                <w:color w:val="1f1f1f"/>
+                <w:rtl w:val="0"/>
+              </w:rPr>
+              <w:t xml:space="preserve">Model Flexibility</w:t>
+            </w:r>
+          </w:p>
+        </w:tc>
+        <w:tc>
+          <w:tcPr>
+            <w:tcBorders>
+              <w:top w:color="000000" w:space="0" w:sz="6" w:val="single"/>
+              <w:left w:color="000000" w:space="0" w:sz="6" w:val="single"/>
+              <w:bottom w:color="000000" w:space="0" w:sz="6" w:val="single"/>
+              <w:right w:color="000000" w:space="0" w:sz="6" w:val="single"/>
+            </w:tcBorders>
+            <w:shd w:fill="auto" w:val="clear"/>
+            <w:tcMar>
+              <w:top w:w="240.0" w:type="dxa"/>
+              <w:left w:w="180.0" w:type="dxa"/>
+              <w:bottom w:w="240.0" w:type="dxa"/>
+              <w:right w:w="180.0" w:type="dxa"/>
+            </w:tcMar>
+            <w:vAlign w:val="top"/>
+          </w:tcPr>
+          <w:p>
+            <w:pPr>
+              <w:pBdr>
+                <w:top w:space="0" w:sz="0" w:val="nil"/>
+                <w:left w:space="0" w:sz="0" w:val="nil"/>
+                <w:bottom w:space="0" w:sz="0" w:val="nil"/>
+                <w:right w:space="0" w:sz="0" w:val="nil"/>
+                <w:between w:space="0" w:sz="0" w:val="nil"/>
+              </w:pBdr>
+              <w:shd w:fill="auto" w:val="clear"/>
+              <w:spacing w:after="240" w:before="240" w:line="275.9999942779541" w:lineRule="auto"/>
+              <w:rPr>
+                <w:rFonts w:ascii="Google Sans" w:cs="Google Sans" w:eastAsia="Google Sans" w:hAnsi="Google Sans"/>
+                <w:color w:val="1f1f1f"/>
+              </w:rPr>
+            </w:pPr>
+            <w:r>
+              <w:rPr>
+                <w:rFonts w:ascii="Google Sans" w:cs="Google Sans" w:eastAsia="Google Sans" w:hAnsi="Google Sans"/>
+                <w:color w:val="1f1f1f"/>
+                <w:rtl w:val="0"/>
+              </w:rPr>
+              <w:t xml:space="preserve">Low (SDK Lock-in)</w:t>
+            </w:r>
+          </w:p>
+        </w:tc>
+        <w:tc>
+          <w:tcPr>
+            <w:tcBorders>
+              <w:top w:color="000000" w:space="0" w:sz="6" w:val="single"/>
+              <w:left w:color="000000" w:space="0" w:sz="6" w:val="single"/>
+              <w:bottom w:color="000000" w:space="0" w:sz="6" w:val="single"/>
+              <w:right w:color="000000" w:space="0" w:sz="6" w:val="single"/>
+            </w:tcBorders>
+            <w:shd w:fill="auto" w:val="clear"/>
+            <w:tcMar>
+              <w:top w:w="240.0" w:type="dxa"/>
+              <w:left w:w="180.0" w:type="dxa"/>
+              <w:bottom w:w="240.0" w:type="dxa"/>
+              <w:right w:w="180.0" w:type="dxa"/>
+            </w:tcMar>
+            <w:vAlign w:val="top"/>
+          </w:tcPr>
+          <w:p>
+            <w:pPr>
+              <w:pBdr>
+                <w:top w:space="0" w:sz="0" w:val="nil"/>
+                <w:left w:space="0" w:sz="0" w:val="nil"/>
+                <w:bottom w:space="0" w:sz="0" w:val="nil"/>
+                <w:right w:space="0" w:sz="0" w:val="nil"/>
+                <w:between w:space="0" w:sz="0" w:val="nil"/>
+              </w:pBdr>
+              <w:shd w:fill="auto" w:val="clear"/>
+              <w:spacing w:after="240" w:before="240" w:line="275.9999942779541" w:lineRule="auto"/>
+              <w:rPr>
+                <w:rFonts w:ascii="Google Sans" w:cs="Google Sans" w:eastAsia="Google Sans" w:hAnsi="Google Sans"/>
+                <w:color w:val="1f1f1f"/>
+              </w:rPr>
+            </w:pPr>
+            <w:r>
+              <w:rPr>
+                <w:rFonts w:ascii="Google Sans" w:cs="Google Sans" w:eastAsia="Google Sans" w:hAnsi="Google Sans"/>
+                <w:color w:val="1f1f1f"/>
+                <w:rtl w:val="0"/>
+              </w:rPr>
+              <w:t xml:space="preserve">Moderate (YAML Swappable)</w:t>
+            </w:r>
+          </w:p>
+        </w:tc>
+        <w:tc>
+          <w:tcPr>
+            <w:tcBorders>
+              <w:top w:color="000000" w:space="0" w:sz="6" w:val="single"/>
+              <w:left w:color="000000" w:space="0" w:sz="6" w:val="single"/>
+              <w:bottom w:color="000000" w:space="0" w:sz="6" w:val="single"/>
+              <w:right w:color="000000" w:space="0" w:sz="6" w:val="single"/>
+            </w:tcBorders>
+            <w:shd w:fill="auto" w:val="clear"/>
+            <w:tcMar>
+              <w:top w:w="240.0" w:type="dxa"/>
+              <w:left w:w="180.0" w:type="dxa"/>
+              <w:bottom w:w="240.0" w:type="dxa"/>
+              <w:right w:w="0.0" w:type="dxa"/>
+            </w:tcMar>
+            <w:vAlign w:val="top"/>
+          </w:tcPr>
+          <w:p>
+            <w:pPr>
+              <w:pBdr>
+                <w:top w:space="0" w:sz="0" w:val="nil"/>
+                <w:left w:space="0" w:sz="0" w:val="nil"/>
+                <w:bottom w:space="0" w:sz="0" w:val="nil"/>
+                <w:right w:space="0" w:sz="0" w:val="nil"/>
+                <w:between w:space="0" w:sz="0" w:val="nil"/>
+              </w:pBdr>
+              <w:shd w:fill="auto" w:val="clear"/>
+              <w:spacing w:after="240" w:before="240" w:line="275.9999942779541" w:lineRule="auto"/>
+              <w:rPr>
+                <w:rFonts w:ascii="Google Sans" w:cs="Google Sans" w:eastAsia="Google Sans" w:hAnsi="Google Sans"/>
+                <w:color w:val="1f1f1f"/>
+              </w:rPr>
+            </w:pPr>
+            <w:r>
+              <w:rPr>
+                <w:rFonts w:ascii="Google Sans" w:cs="Google Sans" w:eastAsia="Google Sans" w:hAnsi="Google Sans"/>
+                <w:b w:val="1"/>
+                <w:bCs w:val="1"/>
+                <w:color w:val="1f1f1f"/>
+                <w:rtl w:val="0"/>
+              </w:rPr>
+              <w:t xml:space="preserve">High</w:t>
+            </w:r>
+            <w:r>
+              <w:rPr>
+                <w:rFonts w:ascii="Google Sans" w:cs="Google Sans" w:eastAsia="Google Sans" w:hAnsi="Google Sans"/>
+                <w:color w:val="1f1f1f"/>
+                <w:rtl w:val="0"/>
+              </w:rPr>
+              <w:t xml:space="preserve"> (Dynamic Config Factory)</w:t>
+            </w:r>
+          </w:p>
+        </w:tc>
+      </w:tr>
+      <w:tr>
+        <w:trPr>
+          <w:cantSplit w:val="0"/>
+          <w:tblHeader w:val="0"/>
+        </w:trPr>
+        <w:tc>
+          <w:tcPr>
+            <w:tcBorders>
+              <w:top w:color="000000" w:space="0" w:sz="6" w:val="single"/>
+              <w:left w:color="000000" w:space="0" w:sz="6" w:val="single"/>
+              <w:bottom w:color="000000" w:space="0" w:sz="6" w:val="single"/>
+              <w:right w:color="000000" w:space="0" w:sz="6" w:val="single"/>
+            </w:tcBorders>
+            <w:shd w:fill="auto" w:val="clear"/>
+            <w:tcMar>
+              <w:top w:w="240.0" w:type="dxa"/>
+              <w:left w:w="0.0" w:type="dxa"/>
+              <w:bottom w:w="240.0" w:type="dxa"/>
+              <w:right w:w="180.0" w:type="dxa"/>
+            </w:tcMar>
+            <w:vAlign w:val="top"/>
+          </w:tcPr>
+          <w:p>
+            <w:pPr>
+              <w:pBdr>
+                <w:top w:space="0" w:sz="0" w:val="nil"/>
+                <w:left w:space="0" w:sz="0" w:val="nil"/>
+                <w:bottom w:space="0" w:sz="0" w:val="nil"/>
+                <w:right w:space="0" w:sz="0" w:val="nil"/>
+                <w:between w:space="0" w:sz="0" w:val="nil"/>
+              </w:pBdr>
+              <w:shd w:fill="auto" w:val="clear"/>
+              <w:spacing w:after="240" w:before="240" w:line="275.9999942779541" w:lineRule="auto"/>
+              <w:rPr>
+                <w:rFonts w:ascii="Google Sans" w:cs="Google Sans" w:eastAsia="Google Sans" w:hAnsi="Google Sans"/>
+                <w:b w:val="1"/>
+                <w:bCs w:val="1"/>
+                <w:color w:val="1f1f1f"/>
+              </w:rPr>
+            </w:pPr>
+            <w:r>
+              <w:rPr>
+                <w:rFonts w:ascii="Google Sans" w:cs="Google Sans" w:eastAsia="Google Sans" w:hAnsi="Google Sans"/>
+                <w:b w:val="1"/>
+                <w:bCs w:val="1"/>
+                <w:color w:val="1f1f1f"/>
+                <w:rtl w:val="0"/>
+              </w:rPr>
+              <w:t xml:space="preserve">Fidelity of Deliverable</w:t>
+            </w:r>
+          </w:p>
+        </w:tc>
+        <w:tc>
+          <w:tcPr>
+            <w:tcBorders>
+              <w:top w:color="000000" w:space="0" w:sz="6" w:val="single"/>
+              <w:left w:color="000000" w:space="0" w:sz="6" w:val="single"/>
+              <w:bottom w:color="000000" w:space="0" w:sz="6" w:val="single"/>
+              <w:right w:color="000000" w:space="0" w:sz="6" w:val="single"/>
+            </w:tcBorders>
+            <w:shd w:fill="auto" w:val="clear"/>
+            <w:tcMar>
+              <w:top w:w="240.0" w:type="dxa"/>
+              <w:left w:w="180.0" w:type="dxa"/>
+              <w:bottom w:w="240.0" w:type="dxa"/>
+              <w:right w:w="180.0" w:type="dxa"/>
+            </w:tcMar>
+            <w:vAlign w:val="top"/>
+          </w:tcPr>
+          <w:p>
+            <w:pPr>
+              <w:pBdr>
+                <w:top w:space="0" w:sz="0" w:val="nil"/>
+                <w:left w:space="0" w:sz="0" w:val="nil"/>
+                <w:bottom w:space="0" w:sz="0" w:val="nil"/>
+                <w:right w:space="0" w:sz="0" w:val="nil"/>
+                <w:between w:space="0" w:sz="0" w:val="nil"/>
+              </w:pBdr>
+              <w:shd w:fill="auto" w:val="clear"/>
+              <w:spacing w:after="240" w:before="240" w:line="275.9999942779541" w:lineRule="auto"/>
+              <w:rPr>
+                <w:rFonts w:ascii="Google Sans" w:cs="Google Sans" w:eastAsia="Google Sans" w:hAnsi="Google Sans"/>
+                <w:color w:val="1f1f1f"/>
+              </w:rPr>
+            </w:pPr>
+            <w:r>
+              <w:rPr>
+                <w:rFonts w:ascii="Google Sans" w:cs="Google Sans" w:eastAsia="Google Sans" w:hAnsi="Google Sans"/>
+                <w:color w:val="1f1f1f"/>
+                <w:rtl w:val="0"/>
+              </w:rPr>
+              <w:t xml:space="preserve">Low (Generative corruption)</w:t>
+            </w:r>
+          </w:p>
+        </w:tc>
+        <w:tc>
+          <w:tcPr>
+            <w:tcBorders>
+              <w:top w:color="000000" w:space="0" w:sz="6" w:val="single"/>
+              <w:left w:color="000000" w:space="0" w:sz="6" w:val="single"/>
+              <w:bottom w:color="000000" w:space="0" w:sz="6" w:val="single"/>
+              <w:right w:color="000000" w:space="0" w:sz="6" w:val="single"/>
+            </w:tcBorders>
+            <w:shd w:fill="auto" w:val="clear"/>
+            <w:tcMar>
+              <w:top w:w="240.0" w:type="dxa"/>
+              <w:left w:w="180.0" w:type="dxa"/>
+              <w:bottom w:w="240.0" w:type="dxa"/>
+              <w:right w:w="180.0" w:type="dxa"/>
+            </w:tcMar>
+            <w:vAlign w:val="top"/>
+          </w:tcPr>
+          <w:p>
+            <w:pPr>
+              <w:pBdr>
+                <w:top w:space="0" w:sz="0" w:val="nil"/>
+                <w:left w:space="0" w:sz="0" w:val="nil"/>
+                <w:bottom w:space="0" w:sz="0" w:val="nil"/>
+                <w:right w:space="0" w:sz="0" w:val="nil"/>
+                <w:between w:space="0" w:sz="0" w:val="nil"/>
+              </w:pBdr>
+              <w:shd w:fill="auto" w:val="clear"/>
+              <w:spacing w:after="240" w:before="240" w:line="275.9999942779541" w:lineRule="auto"/>
+              <w:rPr>
+                <w:rFonts w:ascii="Google Sans" w:cs="Google Sans" w:eastAsia="Google Sans" w:hAnsi="Google Sans"/>
+                <w:color w:val="1f1f1f"/>
+              </w:rPr>
+            </w:pPr>
+            <w:r>
+              <w:rPr>
+                <w:rFonts w:ascii="Google Sans" w:cs="Google Sans" w:eastAsia="Google Sans" w:hAnsi="Google Sans"/>
+                <w:color w:val="1f1f1f"/>
+                <w:rtl w:val="0"/>
+              </w:rPr>
+              <w:t xml:space="preserve">Low (Markdown layout loss)</w:t>
+            </w:r>
+          </w:p>
+        </w:tc>
+        <w:tc>
+          <w:tcPr>
+            <w:tcBorders>
+              <w:top w:color="000000" w:space="0" w:sz="6" w:val="single"/>
+              <w:left w:color="000000" w:space="0" w:sz="6" w:val="single"/>
+              <w:bottom w:color="000000" w:space="0" w:sz="6" w:val="single"/>
+              <w:right w:color="000000" w:space="0" w:sz="6" w:val="single"/>
+            </w:tcBorders>
+            <w:shd w:fill="auto" w:val="clear"/>
+            <w:tcMar>
+              <w:top w:w="240.0" w:type="dxa"/>
+              <w:left w:w="180.0" w:type="dxa"/>
+              <w:bottom w:w="240.0" w:type="dxa"/>
+              <w:right w:w="0.0" w:type="dxa"/>
+            </w:tcMar>
+            <w:vAlign w:val="top"/>
+          </w:tcPr>
+          <w:p>
+            <w:pPr>
+              <w:pBdr>
+                <w:top w:space="0" w:sz="0" w:val="nil"/>
+                <w:left w:space="0" w:sz="0" w:val="nil"/>
+                <w:bottom w:space="0" w:sz="0" w:val="nil"/>
+                <w:right w:space="0" w:sz="0" w:val="nil"/>
+                <w:between w:space="0" w:sz="0" w:val="nil"/>
+              </w:pBdr>
+              <w:shd w:fill="auto" w:val="clear"/>
+              <w:spacing w:after="240" w:before="240" w:line="275.9999942779541" w:lineRule="auto"/>
+              <w:rPr>
+                <w:rFonts w:ascii="Google Sans" w:cs="Google Sans" w:eastAsia="Google Sans" w:hAnsi="Google Sans"/>
+                <w:color w:val="1f1f1f"/>
+              </w:rPr>
+            </w:pPr>
+            <w:r>
+              <w:rPr>
+                <w:rFonts w:ascii="Google Sans" w:cs="Google Sans" w:eastAsia="Google Sans" w:hAnsi="Google Sans"/>
+                <w:b w:val="1"/>
+                <w:bCs w:val="1"/>
+                <w:color w:val="1f1f1f"/>
+                <w:rtl w:val="0"/>
+              </w:rPr>
+              <w:t xml:space="preserve">High</w:t>
+            </w:r>
+            <w:r>
+              <w:rPr>
+                <w:rFonts w:ascii="Google Sans" w:cs="Google Sans" w:eastAsia="Google Sans" w:hAnsi="Google Sans"/>
+                <w:color w:val="1f1f1f"/>
+                <w:rtl w:val="0"/>
+              </w:rPr>
+              <w:t xml:space="preserve"> (XML In-Place run edits)</w:t>
+            </w:r>
+          </w:p>
+        </w:tc>
+      </w:tr>
+      <w:tr>
+        <w:trPr>
+          <w:cantSplit w:val="0"/>
+          <w:tblHeader w:val="0"/>
+        </w:trPr>
+        <w:tc>
+          <w:tcPr>
+            <w:tcBorders>
+              <w:top w:color="000000" w:space="0" w:sz="6" w:val="single"/>
+              <w:left w:color="000000" w:space="0" w:sz="6" w:val="single"/>
+              <w:bottom w:color="000000" w:space="0" w:sz="6" w:val="single"/>
+              <w:right w:color="000000" w:space="0" w:sz="6" w:val="single"/>
+            </w:tcBorders>
+            <w:shd w:fill="auto" w:val="clear"/>
+            <w:tcMar>
+              <w:top w:w="240.0" w:type="dxa"/>
+              <w:left w:w="0.0" w:type="dxa"/>
+              <w:bottom w:w="240.0" w:type="dxa"/>
+              <w:right w:w="180.0" w:type="dxa"/>
+            </w:tcMar>
+            <w:vAlign w:val="top"/>
+          </w:tcPr>
+          <w:p>
+            <w:pPr>
+              <w:pBdr>
+                <w:top w:space="0" w:sz="0" w:val="nil"/>
+                <w:left w:space="0" w:sz="0" w:val="nil"/>
+                <w:bottom w:space="0" w:sz="0" w:val="nil"/>
+                <w:right w:space="0" w:sz="0" w:val="nil"/>
+                <w:between w:space="0" w:sz="0" w:val="nil"/>
+              </w:pBdr>
+              <w:shd w:fill="auto" w:val="clear"/>
+              <w:spacing w:after="240" w:before="240" w:line="275.9999942779541" w:lineRule="auto"/>
+              <w:rPr>
+                <w:rFonts w:ascii="Google Sans" w:cs="Google Sans" w:eastAsia="Google Sans" w:hAnsi="Google Sans"/>
+                <w:b w:val="1"/>
+                <w:bCs w:val="1"/>
+                <w:color w:val="1f1f1f"/>
+              </w:rPr>
+            </w:pPr>
+            <w:r>
+              <w:rPr>
+                <w:rFonts w:ascii="Google Sans" w:cs="Google Sans" w:eastAsia="Google Sans" w:hAnsi="Google Sans"/>
+                <w:b w:val="1"/>
+                <w:bCs w:val="1"/>
+                <w:color w:val="1f1f1f"/>
+                <w:rtl w:val="0"/>
+              </w:rPr>
+              <w:t xml:space="preserve">State Persistence</w:t>
+            </w:r>
+          </w:p>
+        </w:tc>
+        <w:tc>
+          <w:tcPr>
+            <w:tcBorders>
+              <w:top w:color="000000" w:space="0" w:sz="6" w:val="single"/>
+              <w:left w:color="000000" w:space="0" w:sz="6" w:val="single"/>
+              <w:bottom w:color="000000" w:space="0" w:sz="6" w:val="single"/>
+              <w:right w:color="000000" w:space="0" w:sz="6" w:val="single"/>
+            </w:tcBorders>
+            <w:shd w:fill="auto" w:val="clear"/>
+            <w:tcMar>
+              <w:top w:w="240.0" w:type="dxa"/>
+              <w:left w:w="180.0" w:type="dxa"/>
+              <w:bottom w:w="240.0" w:type="dxa"/>
+              <w:right w:w="180.0" w:type="dxa"/>
+            </w:tcMar>
+            <w:vAlign w:val="top"/>
+          </w:tcPr>
+          <w:p>
+            <w:pPr>
+              <w:pBdr>
+                <w:top w:space="0" w:sz="0" w:val="nil"/>
+                <w:left w:space="0" w:sz="0" w:val="nil"/>
+                <w:bottom w:space="0" w:sz="0" w:val="nil"/>
+                <w:right w:space="0" w:sz="0" w:val="nil"/>
+                <w:between w:space="0" w:sz="0" w:val="nil"/>
+              </w:pBdr>
+              <w:shd w:fill="auto" w:val="clear"/>
+              <w:spacing w:after="240" w:before="240" w:line="275.9999942779541" w:lineRule="auto"/>
+              <w:rPr>
+                <w:rFonts w:ascii="Google Sans" w:cs="Google Sans" w:eastAsia="Google Sans" w:hAnsi="Google Sans"/>
+                <w:color w:val="1f1f1f"/>
+              </w:rPr>
+            </w:pPr>
+            <w:r>
+              <w:rPr>
+                <w:rFonts w:ascii="Google Sans" w:cs="Google Sans" w:eastAsia="Google Sans" w:hAnsi="Google Sans"/>
+                <w:color w:val="1f1f1f"/>
+                <w:rtl w:val="0"/>
+              </w:rPr>
+              <w:t xml:space="preserve">Low (Stateless containers)</w:t>
+            </w:r>
+          </w:p>
+        </w:tc>
+        <w:tc>
+          <w:tcPr>
+            <w:tcBorders>
+              <w:top w:color="000000" w:space="0" w:sz="6" w:val="single"/>
+              <w:left w:color="000000" w:space="0" w:sz="6" w:val="single"/>
+              <w:bottom w:color="000000" w:space="0" w:sz="6" w:val="single"/>
+              <w:right w:color="000000" w:space="0" w:sz="6" w:val="single"/>
+            </w:tcBorders>
+            <w:shd w:fill="auto" w:val="clear"/>
+            <w:tcMar>
+              <w:top w:w="240.0" w:type="dxa"/>
+              <w:left w:w="180.0" w:type="dxa"/>
+              <w:bottom w:w="240.0" w:type="dxa"/>
+              <w:right w:w="180.0" w:type="dxa"/>
+            </w:tcMar>
+            <w:vAlign w:val="top"/>
+          </w:tcPr>
+          <w:p>
+            <w:pPr>
+              <w:pBdr>
+                <w:top w:space="0" w:sz="0" w:val="nil"/>
+                <w:left w:space="0" w:sz="0" w:val="nil"/>
+                <w:bottom w:space="0" w:sz="0" w:val="nil"/>
+                <w:right w:space="0" w:sz="0" w:val="nil"/>
+                <w:between w:space="0" w:sz="0" w:val="nil"/>
+              </w:pBdr>
+              <w:shd w:fill="auto" w:val="clear"/>
+              <w:spacing w:after="240" w:before="240" w:line="275.9999942779541" w:lineRule="auto"/>
+              <w:rPr>
+                <w:rFonts w:ascii="Google Sans" w:cs="Google Sans" w:eastAsia="Google Sans" w:hAnsi="Google Sans"/>
+                <w:color w:val="1f1f1f"/>
+              </w:rPr>
+            </w:pPr>
+            <w:r>
+              <w:rPr>
+                <w:rFonts w:ascii="Google Sans" w:cs="Google Sans" w:eastAsia="Google Sans" w:hAnsi="Google Sans"/>
+                <w:color w:val="1f1f1f"/>
+                <w:rtl w:val="0"/>
+              </w:rPr>
+              <w:t xml:space="preserve">High (Local SQLite)</w:t>
+            </w:r>
+          </w:p>
+        </w:tc>
+        <w:tc>
+          <w:tcPr>
+            <w:tcBorders>
+              <w:top w:color="000000" w:space="0" w:sz="6" w:val="single"/>
+              <w:left w:color="000000" w:space="0" w:sz="6" w:val="single"/>
+              <w:bottom w:color="000000" w:space="0" w:sz="6" w:val="single"/>
+              <w:right w:color="000000" w:space="0" w:sz="6" w:val="single"/>
+            </w:tcBorders>
+            <w:shd w:fill="auto" w:val="clear"/>
+            <w:tcMar>
+              <w:top w:w="240.0" w:type="dxa"/>
+              <w:left w:w="180.0" w:type="dxa"/>
+              <w:bottom w:w="240.0" w:type="dxa"/>
+              <w:right w:w="0.0" w:type="dxa"/>
+            </w:tcMar>
+            <w:vAlign w:val="top"/>
+          </w:tcPr>
+          <w:p>
+            <w:pPr>
+              <w:pBdr>
+                <w:top w:space="0" w:sz="0" w:val="nil"/>
+                <w:left w:space="0" w:sz="0" w:val="nil"/>
+                <w:bottom w:space="0" w:sz="0" w:val="nil"/>
+                <w:right w:space="0" w:sz="0" w:val="nil"/>
+                <w:between w:space="0" w:sz="0" w:val="nil"/>
+              </w:pBdr>
+              <w:shd w:fill="auto" w:val="clear"/>
+              <w:spacing w:after="240" w:before="240" w:line="275.9999942779541" w:lineRule="auto"/>
+              <w:rPr>
+                <w:rFonts w:ascii="Google Sans" w:cs="Google Sans" w:eastAsia="Google Sans" w:hAnsi="Google Sans"/>
+                <w:color w:val="1f1f1f"/>
+              </w:rPr>
+            </w:pPr>
+            <w:r>
+              <w:rPr>
+                <w:rFonts w:ascii="Google Sans" w:cs="Google Sans" w:eastAsia="Google Sans" w:hAnsi="Google Sans"/>
+                <w:b w:val="1"/>
+                <w:bCs w:val="1"/>
+                <w:color w:val="1f1f1f"/>
+                <w:rtl w:val="0"/>
+              </w:rPr>
+              <w:t xml:space="preserve">High</w:t>
+            </w:r>
+            <w:r>
+              <w:rPr>
+                <w:rFonts w:ascii="Google Sans" w:cs="Google Sans" w:eastAsia="Google Sans" w:hAnsi="Google Sans"/>
+                <w:color w:val="1f1f1f"/>
+                <w:rtl w:val="0"/>
+              </w:rPr>
+              <w:t xml:space="preserve"> (Dropbox Round-Trip DB Sync)</w:t>
+            </w:r>
+          </w:p>
+        </w:tc>
+      </w:tr>
+      <w:tr>
+        <w:trPr>
+          <w:cantSplit w:val="0"/>
+          <w:tblHeader w:val="0"/>
+        </w:trPr>
+        <w:tc>
+          <w:tcPr>
+            <w:tcBorders>
+              <w:top w:color="000000" w:space="0" w:sz="6" w:val="single"/>
+              <w:left w:color="000000" w:space="0" w:sz="6" w:val="single"/>
+              <w:bottom w:color="000000" w:space="0" w:sz="6" w:val="single"/>
+              <w:right w:color="000000" w:space="0" w:sz="6" w:val="single"/>
+            </w:tcBorders>
+            <w:shd w:fill="auto" w:val="clear"/>
+            <w:tcMar>
+              <w:top w:w="240.0" w:type="dxa"/>
+              <w:left w:w="0.0" w:type="dxa"/>
+              <w:bottom w:w="240.0" w:type="dxa"/>
+              <w:right w:w="180.0" w:type="dxa"/>
+            </w:tcMar>
+            <w:vAlign w:val="top"/>
+          </w:tcPr>
+          <w:p>
+            <w:pPr>
+              <w:pBdr>
+                <w:top w:space="0" w:sz="0" w:val="nil"/>
+                <w:left w:space="0" w:sz="0" w:val="nil"/>
+                <w:bottom w:space="0" w:sz="0" w:val="nil"/>
+                <w:right w:space="0" w:sz="0" w:val="nil"/>
+                <w:between w:space="0" w:sz="0" w:val="nil"/>
+              </w:pBdr>
+              <w:shd w:fill="auto" w:val="clear"/>
+              <w:spacing w:after="240" w:before="240" w:line="275.9999942779541" w:lineRule="auto"/>
+              <w:rPr>
+                <w:rFonts w:ascii="Google Sans" w:cs="Google Sans" w:eastAsia="Google Sans" w:hAnsi="Google Sans"/>
+                <w:b w:val="1"/>
+                <w:bCs w:val="1"/>
+                <w:color w:val="1f1f1f"/>
+              </w:rPr>
+            </w:pPr>
+            <w:r>
+              <w:rPr>
+                <w:rFonts w:ascii="Google Sans" w:cs="Google Sans" w:eastAsia="Google Sans" w:hAnsi="Google Sans"/>
+                <w:b w:val="1"/>
+                <w:bCs w:val="1"/>
+                <w:color w:val="1f1f1f"/>
+                <w:rtl w:val="0"/>
+              </w:rPr>
+              <w:t xml:space="preserve">Infrastructure Cost</w:t>
+            </w:r>
+          </w:p>
+        </w:tc>
+        <w:tc>
+          <w:tcPr>
+            <w:tcBorders>
+              <w:top w:color="000000" w:space="0" w:sz="6" w:val="single"/>
+              <w:left w:color="000000" w:space="0" w:sz="6" w:val="single"/>
+              <w:bottom w:color="000000" w:space="0" w:sz="6" w:val="single"/>
+              <w:right w:color="000000" w:space="0" w:sz="6" w:val="single"/>
+            </w:tcBorders>
+            <w:shd w:fill="auto" w:val="clear"/>
+            <w:tcMar>
+              <w:top w:w="240.0" w:type="dxa"/>
+              <w:left w:w="180.0" w:type="dxa"/>
+              <w:bottom w:w="240.0" w:type="dxa"/>
+              <w:right w:w="180.0" w:type="dxa"/>
+            </w:tcMar>
+            <w:vAlign w:val="top"/>
+          </w:tcPr>
+          <w:p>
+            <w:pPr>
+              <w:pBdr>
+                <w:top w:space="0" w:sz="0" w:val="nil"/>
+                <w:left w:space="0" w:sz="0" w:val="nil"/>
+                <w:bottom w:space="0" w:sz="0" w:val="nil"/>
+                <w:right w:space="0" w:sz="0" w:val="nil"/>
+                <w:between w:space="0" w:sz="0" w:val="nil"/>
+              </w:pBdr>
+              <w:shd w:fill="auto" w:val="clear"/>
+              <w:spacing w:after="240" w:before="240" w:line="275.9999942779541" w:lineRule="auto"/>
+              <w:rPr>
+                <w:rFonts w:ascii="Google Sans" w:cs="Google Sans" w:eastAsia="Google Sans" w:hAnsi="Google Sans"/>
+                <w:color w:val="1f1f1f"/>
+              </w:rPr>
+            </w:pPr>
+            <w:r>
+              <w:rPr>
+                <w:rFonts w:ascii="Google Sans" w:cs="Google Sans" w:eastAsia="Google Sans" w:hAnsi="Google Sans"/>
+                <w:color w:val="1f1f1f"/>
+                <w:rtl w:val="0"/>
+              </w:rPr>
+              <w:t xml:space="preserve">Variable (Cloud function fees)</w:t>
+            </w:r>
+          </w:p>
+        </w:tc>
+        <w:tc>
+          <w:tcPr>
+            <w:tcBorders>
+              <w:top w:color="000000" w:space="0" w:sz="6" w:val="single"/>
+              <w:left w:color="000000" w:space="0" w:sz="6" w:val="single"/>
+              <w:bottom w:color="000000" w:space="0" w:sz="6" w:val="single"/>
+              <w:right w:color="000000" w:space="0" w:sz="6" w:val="single"/>
+            </w:tcBorders>
+            <w:shd w:fill="auto" w:val="clear"/>
+            <w:tcMar>
+              <w:top w:w="240.0" w:type="dxa"/>
+              <w:left w:w="180.0" w:type="dxa"/>
+              <w:bottom w:w="240.0" w:type="dxa"/>
+              <w:right w:w="180.0" w:type="dxa"/>
+            </w:tcMar>
+            <w:vAlign w:val="top"/>
+          </w:tcPr>
+          <w:p>
+            <w:pPr>
+              <w:pBdr>
+                <w:top w:space="0" w:sz="0" w:val="nil"/>
+                <w:left w:space="0" w:sz="0" w:val="nil"/>
+                <w:bottom w:space="0" w:sz="0" w:val="nil"/>
+                <w:right w:space="0" w:sz="0" w:val="nil"/>
+                <w:between w:space="0" w:sz="0" w:val="nil"/>
+              </w:pBdr>
+              <w:shd w:fill="auto" w:val="clear"/>
+              <w:spacing w:after="240" w:before="240" w:line="275.9999942779541" w:lineRule="auto"/>
+              <w:rPr>
+                <w:rFonts w:ascii="Google Sans" w:cs="Google Sans" w:eastAsia="Google Sans" w:hAnsi="Google Sans"/>
+                <w:color w:val="1f1f1f"/>
+              </w:rPr>
+            </w:pPr>
+            <w:r>
+              <w:rPr>
+                <w:rFonts w:ascii="Google Sans" w:cs="Google Sans" w:eastAsia="Google Sans" w:hAnsi="Google Sans"/>
+                <w:color w:val="1f1f1f"/>
+                <w:rtl w:val="0"/>
+              </w:rPr>
+              <w:t xml:space="preserve">Free (Local compute)</w:t>
+            </w:r>
+          </w:p>
+        </w:tc>
+        <w:tc>
+          <w:tcPr>
+            <w:tcBorders>
+              <w:top w:color="000000" w:space="0" w:sz="6" w:val="single"/>
+              <w:left w:color="000000" w:space="0" w:sz="6" w:val="single"/>
+              <w:bottom w:color="000000" w:space="0" w:sz="6" w:val="single"/>
+              <w:right w:color="000000" w:space="0" w:sz="6" w:val="single"/>
+            </w:tcBorders>
+            <w:shd w:fill="auto" w:val="clear"/>
+            <w:tcMar>
+              <w:top w:w="240.0" w:type="dxa"/>
+              <w:left w:w="180.0" w:type="dxa"/>
+              <w:bottom w:w="240.0" w:type="dxa"/>
+              <w:right w:w="0.0" w:type="dxa"/>
+            </w:tcMar>
+            <w:vAlign w:val="top"/>
+          </w:tcPr>
+          <w:p>
+            <w:pPr>
+              <w:pBdr>
+                <w:top w:space="0" w:sz="0" w:val="nil"/>
+                <w:left w:space="0" w:sz="0" w:val="nil"/>
+                <w:bottom w:space="0" w:sz="0" w:val="nil"/>
+                <w:right w:space="0" w:sz="0" w:val="nil"/>
+                <w:between w:space="0" w:sz="0" w:val="nil"/>
+              </w:pBdr>
+              <w:shd w:fill="auto" w:val="clear"/>
+              <w:spacing w:after="240" w:before="240" w:line="275.9999942779541" w:lineRule="auto"/>
+              <w:rPr>
+                <w:rFonts w:ascii="Google Sans" w:cs="Google Sans" w:eastAsia="Google Sans" w:hAnsi="Google Sans"/>
+                <w:color w:val="1f1f1f"/>
+              </w:rPr>
+            </w:pPr>
+            <w:r>
+              <w:rPr>
+                <w:rFonts w:ascii="Google Sans" w:cs="Google Sans" w:eastAsia="Google Sans" w:hAnsi="Google Sans"/>
+                <w:b w:val="1"/>
+                <w:bCs w:val="1"/>
+                <w:color w:val="1f1f1f"/>
+                <w:rtl w:val="0"/>
+              </w:rPr>
+              <w:t xml:space="preserve">Free Tier</w:t>
+            </w:r>
+            <w:r>
+              <w:rPr>
+                <w:rFonts w:ascii="Google Sans" w:cs="Google Sans" w:eastAsia="Google Sans" w:hAnsi="Google Sans"/>
+                <w:color w:val="1f1f1f"/>
+                <w:rtl w:val="0"/>
+              </w:rPr>
+              <w:t xml:space="preserve"> (GHA + Apify Free tier)</w:t>
+            </w:r>
+          </w:p>
+        </w:tc>
+      </w:tr>
+    </w:tbl>
+    <w:p>
+      <w:pPr>
+        <w:pBdr>
+          <w:top w:space="0" w:sz="0" w:val="nil"/>
+          <w:left w:space="0" w:sz="0" w:val="nil"/>
+          <w:bottom w:space="0" w:sz="0" w:val="nil"/>
+          <w:right w:space="0" w:sz="0" w:val="nil"/>
+          <w:between w:space="0" w:sz="0" w:val="nil"/>
+        </w:pBdr>
+        <w:shd w:fill="auto" w:val="clear"/>
+        <w:spacing w:before="480" w:line="275.9999942779541" w:lineRule="auto"/>
+        <w:rPr>
+          <w:rFonts w:ascii="Google Sans" w:cs="Google Sans" w:eastAsia="Google Sans" w:hAnsi="Google Sans"/>
+          <w:color w:val="1f1f1f"/>
+        </w:rPr>
+      </w:pPr>
+      <w:r>
+        <w:rPr>
+          <w:rtl w:val="0"/>
+        </w:rPr>
+      </w:r>
+    </w:p>
+    <w:p>
+      <w:pPr>
+        <w:pBdr>
+          <w:top w:space="0" w:sz="0" w:val="nil"/>
+          <w:left w:space="0" w:sz="0" w:val="nil"/>
+          <w:bottom w:space="0" w:sz="0" w:val="nil"/>
+          <w:right w:space="0" w:sz="0" w:val="nil"/>
+          <w:between w:space="0" w:sz="0" w:val="nil"/>
+        </w:pBdr>
+        <w:shd w:fill="auto" w:val="clear"/>
+        <w:spacing w:line="275.9999942779541" w:lineRule="auto"/>
+        <w:rPr>
+          <w:rFonts w:ascii="Google Sans" w:cs="Google Sans" w:eastAsia="Google Sans" w:hAnsi="Google Sans"/>
+          <w:color w:val="1f1f1f"/>
+        </w:rPr>
+      </w:pPr>
+      <w:r>
+        <w:rPr>
+          <w:rtl w:val="0"/>
+        </w:rPr>
+      </w:r>
+    </w:p>
+    <w:p>
+      <w:pPr>
+        <w:pStyle w:val="Heading2"/>
+        <w:pBdr>
+          <w:top w:space="0" w:sz="0" w:val="nil"/>
+          <w:left w:space="0" w:sz="0" w:val="nil"/>
+          <w:bottom w:space="0" w:sz="0" w:val="nil"/>
+          <w:right w:space="0" w:sz="0" w:val="nil"/>
+          <w:between w:space="0" w:sz="0" w:val="nil"/>
+        </w:pBdr>
+        <w:shd w:fill="auto" w:val="clear"/>
+        <w:spacing w:after="0" w:before="0" w:line="275.9999942779541" w:lineRule="auto"/>
+        <w:rPr>
+          <w:rFonts w:ascii="Google Sans" w:cs="Google Sans" w:eastAsia="Google Sans" w:hAnsi="Google Sans"/>
+          <w:color w:val="1f1f1f"/>
+        </w:rPr>
+      </w:pPr>
+      <w:r>
+        <w:rPr>
+          <w:rFonts w:ascii="Google Sans" w:cs="Google Sans" w:eastAsia="Google Sans" w:hAnsi="Google Sans"/>
+          <w:color w:val="1f1f1f"/>
+          <w:rtl w:val="0"/>
+        </w:rPr>
         <w:t xml:space="preserve">Inside the Multi-Agent Ecosystem</w:t>
       </w:r>
     </w:p>
@@ -859,7 +2433,7 @@
           <w:color w:val="1f1f1f"/>
           <w:rtl w:val="0"/>
         </w:rPr>
-        <w:t xml:space="preserve">The engine coordinates five highly specialized, autonomous agents that manage state and execution via a centralized SQLite persistence layer (</w:t>
+        <w:t xml:space="preserve">The system utilizes five specialized, autonomous agents coordinating execution state via a central SQLite persistence layer (</w:t>
       </w:r>
       <w:r>
         <w:rPr>
@@ -879,7 +2453,7 @@
           <w:color w:val="1f1f1f"/>
           <w:rtl w:val="0"/>
         </w:rPr>
-        <w:t xml:space="preserve">).</w:t>
+        <w:t xml:space="preserve">) synced round-trip to the cloud.</w:t>
       </w:r>
     </w:p>
     <w:p>
@@ -905,7 +2479,7 @@
           <w:color w:val="1f1f1f"/>
           <w:rtl w:val="0"/>
         </w:rPr>
-        <w:t xml:space="preserve">1. The Job Scanner &amp; Resume Tuner</w:t>
+        <w:t xml:space="preserve">1. Job Scanner &amp; Resume Tuner</w:t>
       </w:r>
     </w:p>
     <w:p>
@@ -930,7 +2504,7 @@
           <w:color w:val="1f1f1f"/>
           <w:rtl w:val="0"/>
         </w:rPr>
-        <w:t xml:space="preserve">Instead of rewrite-heavy generative AI that ruins formatting, this agent aggregates live postings via managed crawlers, extracts frequency-weighted themes, and performs </w:t>
+        <w:t xml:space="preserve">Instead of using reckless generative rewrites that destroy document structures, this agent extracts frequency-weighted themes from raw job listings and executes </w:t>
       </w:r>
       <w:r>
         <w:rPr>
@@ -940,15 +2514,35 @@
           <w:color w:val="1f1f1f"/>
           <w:rtl w:val="0"/>
         </w:rPr>
-        <w:t xml:space="preserve">in-place XML paragraph injection</w:t>
-      </w:r>
-      <w:r>
-        <w:rPr>
-          <w:rFonts w:ascii="Google Sans" w:cs="Google Sans" w:eastAsia="Google Sans" w:hAnsi="Google Sans"/>
-          <w:color w:val="1f1f1f"/>
-          <w:rtl w:val="0"/>
-        </w:rPr>
-        <w:t xml:space="preserve">. It updates experience bullets directly within my master resume to align with weekly market shifts while flawlessly preserving typography and layout.</w:t>
+        <w:t xml:space="preserve">in-place XML document tree paragraph injection</w:t>
+      </w:r>
+      <w:r>
+        <w:rPr>
+          <w:rFonts w:ascii="Google Sans" w:cs="Google Sans" w:eastAsia="Google Sans" w:hAnsi="Google Sans"/>
+          <w:color w:val="1f1f1f"/>
+          <w:rtl w:val="0"/>
+        </w:rPr>
+        <w:t xml:space="preserve">. It edits experience bullets directly within the master </w:t>
+      </w:r>
+      <w:r>
+        <w:rPr>
+          <w:rFonts w:ascii="Google Sans" w:cs="Google Sans" w:eastAsia="Google Sans" w:hAnsi="Google Sans"/>
+          <w:i w:val="0"/>
+          <w:iCs w:val="0"/>
+          <w:color w:val="000000"/>
+          <w:sz w:val="22"/>
+          <w:szCs w:val="22"/>
+          <w:rtl w:val="0"/>
+        </w:rPr>
+        <w:t xml:space="preserve">.docx</w:t>
+      </w:r>
+      <w:r>
+        <w:rPr>
+          <w:rFonts w:ascii="Google Sans" w:cs="Google Sans" w:eastAsia="Google Sans" w:hAnsi="Google Sans"/>
+          <w:color w:val="1f1f1f"/>
+          <w:rtl w:val="0"/>
+        </w:rPr>
+        <w:t xml:space="preserve"> resume to match weekly market shifts while flawlessly preserving typography and layout.</w:t>
       </w:r>
     </w:p>
     <w:p>
@@ -974,7 +2568,7 @@
           <w:color w:val="1f1f1f"/>
           <w:rtl w:val="0"/>
         </w:rPr>
-        <w:t xml:space="preserve">2. The Opportunity Watchdog</w:t>
+        <w:t xml:space="preserve">2. Opportunity Watchdog</w:t>
       </w:r>
     </w:p>
     <w:p>
@@ -999,7 +2593,7 @@
           <w:color w:val="1f1f1f"/>
           <w:rtl w:val="0"/>
         </w:rPr>
-        <w:t xml:space="preserve">Job boards are trailing indicators. This watchdog completely bypasses standard aggregators to parse public Greenhouse and Lever ATS endpoints of high-growth target AI companies, cataloging and flagging stealth postings the moment they launch.</w:t>
+        <w:t xml:space="preserve">Because public job boards are trailing indicators, this watchdog completely bypasses aggregators. It directly parses the public Greenhouse and Lever ATS endpoints of selected, high-growth AI companies, instantly indexing and flagging stealth positions the second they go live.</w:t>
       </w:r>
     </w:p>
     <w:p>
@@ -1025,7 +2619,7 @@
           <w:color w:val="1f1f1f"/>
           <w:rtl w:val="0"/>
         </w:rPr>
-        <w:t xml:space="preserve">3. The Agent Tutor (Closed-Loop Upskilling)</w:t>
+        <w:t xml:space="preserve">3. Agent Tutor (Closed-Loop Upskilling)</w:t>
       </w:r>
     </w:p>
     <w:p>
@@ -1050,7 +2644,174 @@
           <w:color w:val="1f1f1f"/>
           <w:rtl w:val="0"/>
         </w:rPr>
-        <w:t xml:space="preserve">When the system detects an unmapped technical keyword in a job posting (e.g., </w:t>
+        <w:t xml:space="preserve">The engine closes technical skill gaps by deploying an automated personal learning hub. When an unmapped trend keyword is flagged in </w:t>
+      </w:r>
+      <w:r>
+        <w:rPr>
+          <w:rFonts w:ascii="Google Sans" w:cs="Google Sans" w:eastAsia="Google Sans" w:hAnsi="Google Sans"/>
+          <w:i w:val="0"/>
+          <w:iCs w:val="0"/>
+          <w:color w:val="000000"/>
+          <w:sz w:val="22"/>
+          <w:szCs w:val="22"/>
+          <w:rtl w:val="0"/>
+        </w:rPr>
+        <w:t xml:space="preserve">themes.db</w:t>
+      </w:r>
+      <w:r>
+        <w:rPr>
+          <w:rFonts w:ascii="Google Sans" w:cs="Google Sans" w:eastAsia="Google Sans" w:hAnsi="Google Sans"/>
+          <w:color w:val="1f1f1f"/>
+          <w:rtl w:val="0"/>
+        </w:rPr>
+        <w:t xml:space="preserve">, the Agent Tutor queries academic whitepapers (arXiv API) and developer documentation repositories (GitHub APIs) to compile factual, source-grounded references.</w:t>
+      </w:r>
+    </w:p>
+    <w:p>
+      <w:pPr>
+        <w:pBdr>
+          <w:top w:space="0" w:sz="0" w:val="nil"/>
+          <w:left w:space="0" w:sz="0" w:val="nil"/>
+          <w:bottom w:space="0" w:sz="0" w:val="nil"/>
+          <w:right w:space="0" w:sz="0" w:val="nil"/>
+          <w:between w:space="0" w:sz="0" w:val="nil"/>
+        </w:pBdr>
+        <w:shd w:fill="auto" w:val="clear"/>
+        <w:spacing w:line="275.9999942779541" w:lineRule="auto"/>
+        <w:rPr>
+          <w:rFonts w:ascii="Google Sans" w:cs="Google Sans" w:eastAsia="Google Sans" w:hAnsi="Google Sans"/>
+          <w:color w:val="1f1f1f"/>
+        </w:rPr>
+      </w:pPr>
+      <w:r>
+        <w:rPr>
+          <w:rFonts w:ascii="Google Sans" w:cs="Google Sans" w:eastAsia="Google Sans" w:hAnsi="Google Sans"/>
+          <w:color w:val="1f1f1f"/>
+          <w:rtl w:val="0"/>
+        </w:rPr>
+        <w:t xml:space="preserve">It programmatically instantiates a Google NotebookLM workspace (with Google Gemini Context Caching as a fallback) named </w:t>
+      </w:r>
+      <w:r>
+        <w:rPr>
+          <w:rFonts w:ascii="Google Sans" w:cs="Google Sans" w:eastAsia="Google Sans" w:hAnsi="Google Sans"/>
+          <w:i w:val="0"/>
+          <w:iCs w:val="0"/>
+          <w:color w:val="000000"/>
+          <w:sz w:val="22"/>
+          <w:szCs w:val="22"/>
+          <w:rtl w:val="0"/>
+        </w:rPr>
+        <w:t xml:space="preserve">&lt;&lt;TopicName-DateOfCreation&gt;&gt;</w:t>
+      </w:r>
+      <w:r>
+        <w:rPr>
+          <w:rFonts w:ascii="Google Sans" w:cs="Google Sans" w:eastAsia="Google Sans" w:hAnsi="Google Sans"/>
+          <w:color w:val="1f1f1f"/>
+          <w:rtl w:val="0"/>
+        </w:rPr>
+        <w:t xml:space="preserve">, generates conversational audio podcasts, visual mindmaps, and emails a structured Weekly Study Plan directly to me.</w:t>
+      </w:r>
+    </w:p>
+    <w:p>
+      <w:pPr>
+        <w:pStyle w:val="Heading3"/>
+        <w:pBdr>
+          <w:top w:space="0" w:sz="0" w:val="nil"/>
+          <w:left w:space="0" w:sz="0" w:val="nil"/>
+          <w:bottom w:space="0" w:sz="0" w:val="nil"/>
+          <w:right w:space="0" w:sz="0" w:val="nil"/>
+          <w:between w:space="0" w:sz="0" w:val="nil"/>
+        </w:pBdr>
+        <w:shd w:fill="auto" w:val="clear"/>
+        <w:spacing w:before="0" w:line="275.9999942779541" w:lineRule="auto"/>
+        <w:rPr>
+          <w:rFonts w:ascii="Google Sans" w:cs="Google Sans" w:eastAsia="Google Sans" w:hAnsi="Google Sans"/>
+          <w:color w:val="1f1f1f"/>
+        </w:rPr>
+      </w:pPr>
+      <w:r>
+        <w:rPr>
+          <w:rFonts w:ascii="Google Sans" w:cs="Google Sans" w:eastAsia="Google Sans" w:hAnsi="Google Sans"/>
+          <w:color w:val="1f1f1f"/>
+          <w:rtl w:val="0"/>
+        </w:rPr>
+        <w:t xml:space="preserve">4. Intelligent Deduplication &amp; Active Interview Coaching</w:t>
+      </w:r>
+    </w:p>
+    <w:p>
+      <w:pPr>
+        <w:pBdr>
+          <w:top w:space="0" w:sz="0" w:val="nil"/>
+          <w:left w:space="0" w:sz="0" w:val="nil"/>
+          <w:bottom w:space="0" w:sz="0" w:val="nil"/>
+          <w:right w:space="0" w:sz="0" w:val="nil"/>
+          <w:between w:space="0" w:sz="0" w:val="nil"/>
+        </w:pBdr>
+        <w:shd w:fill="auto" w:val="clear"/>
+        <w:spacing w:line="275.9999942779541" w:lineRule="auto"/>
+        <w:rPr>
+          <w:rFonts w:ascii="Google Sans" w:cs="Google Sans" w:eastAsia="Google Sans" w:hAnsi="Google Sans"/>
+          <w:color w:val="1f1f1f"/>
+        </w:rPr>
+      </w:pPr>
+      <w:r>
+        <w:rPr>
+          <w:rFonts w:ascii="Google Sans" w:cs="Google Sans" w:eastAsia="Google Sans" w:hAnsi="Google Sans"/>
+          <w:color w:val="1f1f1f"/>
+          <w:rtl w:val="0"/>
+        </w:rPr>
+        <w:t xml:space="preserve">To protect API token limits and compute resources, agents utilize semantic key normalization. They query historical SQLite registers before running expensive third-party integrations. If an interview module is required, the Mock Interviewer cross-references my tailored resume with trending technical stacks to generate custom architectural, coding, and system-design questions, outputting granular Markdown feedback scorecards.</w:t>
+      </w:r>
+    </w:p>
+    <w:p>
+      <w:pPr>
+        <w:pStyle w:val="Heading3"/>
+        <w:pBdr>
+          <w:top w:space="0" w:sz="0" w:val="nil"/>
+          <w:left w:space="0" w:sz="0" w:val="nil"/>
+          <w:bottom w:space="0" w:sz="0" w:val="nil"/>
+          <w:right w:space="0" w:sz="0" w:val="nil"/>
+          <w:between w:space="0" w:sz="0" w:val="nil"/>
+        </w:pBdr>
+        <w:shd w:fill="auto" w:val="clear"/>
+        <w:spacing w:before="0" w:line="275.9999942779541" w:lineRule="auto"/>
+        <w:rPr>
+          <w:rFonts w:ascii="Google Sans" w:cs="Google Sans" w:eastAsia="Google Sans" w:hAnsi="Google Sans"/>
+          <w:color w:val="1f1f1f"/>
+        </w:rPr>
+      </w:pPr>
+      <w:r>
+        <w:rPr>
+          <w:rFonts w:ascii="Google Sans" w:cs="Google Sans" w:eastAsia="Google Sans" w:hAnsi="Google Sans"/>
+          <w:color w:val="1f1f1f"/>
+          <w:rtl w:val="0"/>
+        </w:rPr>
+        <w:t xml:space="preserve">5. Portfolio Architect (Programmatic Proof-of-Work)</w:t>
+      </w:r>
+    </w:p>
+    <w:p>
+      <w:pPr>
+        <w:pBdr>
+          <w:top w:space="0" w:sz="0" w:val="nil"/>
+          <w:left w:space="0" w:sz="0" w:val="nil"/>
+          <w:bottom w:space="0" w:sz="0" w:val="nil"/>
+          <w:right w:space="0" w:sz="0" w:val="nil"/>
+          <w:between w:space="0" w:sz="0" w:val="nil"/>
+        </w:pBdr>
+        <w:shd w:fill="auto" w:val="clear"/>
+        <w:spacing w:line="275.9999942779541" w:lineRule="auto"/>
+        <w:rPr>
+          <w:rFonts w:ascii="Google Sans" w:cs="Google Sans" w:eastAsia="Google Sans" w:hAnsi="Google Sans"/>
+          <w:color w:val="1f1f1f"/>
+        </w:rPr>
+      </w:pPr>
+      <w:r>
+        <w:rPr>
+          <w:rFonts w:ascii="Google Sans" w:cs="Google Sans" w:eastAsia="Google Sans" w:hAnsi="Google Sans"/>
+          <w:color w:val="1f1f1f"/>
+          <w:rtl w:val="0"/>
+        </w:rPr>
+        <w:t xml:space="preserve">This is the ultimate loop closure: showing, not just telling. The agent takes leading tech stacks (e.g., </w:t>
       </w:r>
       <w:r>
         <w:rPr>
@@ -1068,134 +2829,7 @@
           <w:color w:val="1f1f1f"/>
           <w:rtl w:val="0"/>
         </w:rPr>
-        <w:t xml:space="preserve">), the Agent Tutor springs into action. It pulls source-grounded references from academic whitepapers (arXiv API) and developer documentation repositories (GitHub APIs).</w:t>
-      </w:r>
-    </w:p>
-    <w:p>
-      <w:pPr>
-        <w:pBdr>
-          <w:top w:space="0" w:sz="0" w:val="nil"/>
-          <w:left w:space="0" w:sz="0" w:val="nil"/>
-          <w:bottom w:space="0" w:sz="0" w:val="nil"/>
-          <w:right w:space="0" w:sz="0" w:val="nil"/>
-          <w:between w:space="0" w:sz="0" w:val="nil"/>
-        </w:pBdr>
-        <w:shd w:fill="auto" w:val="clear"/>
-        <w:spacing w:line="275.9999942779541" w:lineRule="auto"/>
-        <w:rPr>
-          <w:rFonts w:ascii="Google Sans" w:cs="Google Sans" w:eastAsia="Google Sans" w:hAnsi="Google Sans"/>
-          <w:color w:val="1f1f1f"/>
-        </w:rPr>
-      </w:pPr>
-      <w:r>
-        <w:rPr>
-          <w:rFonts w:ascii="Google Sans" w:cs="Google Sans" w:eastAsia="Google Sans" w:hAnsi="Google Sans"/>
-          <w:color w:val="1f1f1f"/>
-          <w:rtl w:val="0"/>
-        </w:rPr>
-        <w:t xml:space="preserve">It then programmatically instantiates a Google NotebookLM workspace, generates a comprehensive learning packet—complete with conversational audio podcasts and visual mindmaps—and emails a structured Weekly Study Plan directly to me.</w:t>
-      </w:r>
-    </w:p>
-    <w:p>
-      <w:pPr>
-        <w:pStyle w:val="Heading3"/>
-        <w:pBdr>
-          <w:top w:space="0" w:sz="0" w:val="nil"/>
-          <w:left w:space="0" w:sz="0" w:val="nil"/>
-          <w:bottom w:space="0" w:sz="0" w:val="nil"/>
-          <w:right w:space="0" w:sz="0" w:val="nil"/>
-          <w:between w:space="0" w:sz="0" w:val="nil"/>
-        </w:pBdr>
-        <w:shd w:fill="auto" w:val="clear"/>
-        <w:spacing w:before="0" w:line="275.9999942779541" w:lineRule="auto"/>
-        <w:rPr>
-          <w:rFonts w:ascii="Google Sans" w:cs="Google Sans" w:eastAsia="Google Sans" w:hAnsi="Google Sans"/>
-          <w:color w:val="1f1f1f"/>
-        </w:rPr>
-      </w:pPr>
-      <w:r>
-        <w:rPr>
-          <w:rFonts w:ascii="Google Sans" w:cs="Google Sans" w:eastAsia="Google Sans" w:hAnsi="Google Sans"/>
-          <w:color w:val="1f1f1f"/>
-          <w:rtl w:val="0"/>
-        </w:rPr>
-        <w:t xml:space="preserve">4. The Intelligent Deduplication &amp; Mock Interviewer</w:t>
-      </w:r>
-    </w:p>
-    <w:p>
-      <w:pPr>
-        <w:pBdr>
-          <w:top w:space="0" w:sz="0" w:val="nil"/>
-          <w:left w:space="0" w:sz="0" w:val="nil"/>
-          <w:bottom w:space="0" w:sz="0" w:val="nil"/>
-          <w:right w:space="0" w:sz="0" w:val="nil"/>
-          <w:between w:space="0" w:sz="0" w:val="nil"/>
-        </w:pBdr>
-        <w:shd w:fill="auto" w:val="clear"/>
-        <w:spacing w:line="275.9999942779541" w:lineRule="auto"/>
-        <w:rPr>
-          <w:rFonts w:ascii="Google Sans" w:cs="Google Sans" w:eastAsia="Google Sans" w:hAnsi="Google Sans"/>
-          <w:color w:val="1f1f1f"/>
-        </w:rPr>
-      </w:pPr>
-      <w:r>
-        <w:rPr>
-          <w:rFonts w:ascii="Google Sans" w:cs="Google Sans" w:eastAsia="Google Sans" w:hAnsi="Google Sans"/>
-          <w:color w:val="1f1f1f"/>
-          <w:rtl w:val="0"/>
-        </w:rPr>
-        <w:t xml:space="preserve">To protect API token budgets, agents query the SQLite registers before running expensive integrations. If a skill gap is verified as new, the Mock Interviewer pulls the tailored resume bullets and designs rigorous architectural, technical system-design, and behavioral questionnaires. It simulates active dry runs and outputs structured markdown feedback scorecards tracking my readiness ratings over time.</w:t>
-      </w:r>
-    </w:p>
-    <w:p>
-      <w:pPr>
-        <w:pStyle w:val="Heading3"/>
-        <w:pBdr>
-          <w:top w:space="0" w:sz="0" w:val="nil"/>
-          <w:left w:space="0" w:sz="0" w:val="nil"/>
-          <w:bottom w:space="0" w:sz="0" w:val="nil"/>
-          <w:right w:space="0" w:sz="0" w:val="nil"/>
-          <w:between w:space="0" w:sz="0" w:val="nil"/>
-        </w:pBdr>
-        <w:shd w:fill="auto" w:val="clear"/>
-        <w:spacing w:before="0" w:line="275.9999942779541" w:lineRule="auto"/>
-        <w:rPr>
-          <w:rFonts w:ascii="Google Sans" w:cs="Google Sans" w:eastAsia="Google Sans" w:hAnsi="Google Sans"/>
-          <w:color w:val="1f1f1f"/>
-        </w:rPr>
-      </w:pPr>
-      <w:r>
-        <w:rPr>
-          <w:rFonts w:ascii="Google Sans" w:cs="Google Sans" w:eastAsia="Google Sans" w:hAnsi="Google Sans"/>
-          <w:color w:val="1f1f1f"/>
-          <w:rtl w:val="0"/>
-        </w:rPr>
-        <w:t xml:space="preserve">5. The Portfolio Architect (Automated Proof-of-Work)</w:t>
-      </w:r>
-    </w:p>
-    <w:p>
-      <w:pPr>
-        <w:pBdr>
-          <w:top w:space="0" w:sz="0" w:val="nil"/>
-          <w:left w:space="0" w:sz="0" w:val="nil"/>
-          <w:bottom w:space="0" w:sz="0" w:val="nil"/>
-          <w:right w:space="0" w:sz="0" w:val="nil"/>
-          <w:between w:space="0" w:sz="0" w:val="nil"/>
-        </w:pBdr>
-        <w:shd w:fill="auto" w:val="clear"/>
-        <w:spacing w:line="275.9999942779541" w:lineRule="auto"/>
-        <w:rPr>
-          <w:rFonts w:ascii="Google Sans" w:cs="Google Sans" w:eastAsia="Google Sans" w:hAnsi="Google Sans"/>
-          <w:color w:val="1f1f1f"/>
-        </w:rPr>
-      </w:pPr>
-      <w:r>
-        <w:rPr>
-          <w:rFonts w:ascii="Google Sans" w:cs="Google Sans" w:eastAsia="Google Sans" w:hAnsi="Google Sans"/>
-          <w:color w:val="1f1f1f"/>
-          <w:rtl w:val="0"/>
-        </w:rPr>
-        <w:t xml:space="preserve">This is where the loop officially closes. The agent takes the trending technical stack and </w:t>
+        <w:t xml:space="preserve">) and </w:t>
       </w:r>
       <w:r>
         <w:rPr>
@@ -1205,51 +2839,15 @@
           <w:color w:val="1f1f1f"/>
           <w:rtl w:val="0"/>
         </w:rPr>
-        <w:t xml:space="preserve">automatically scaffolds a fully functioning open-source repository</w:t>
-      </w:r>
-      <w:r>
-        <w:rPr>
-          <w:rFonts w:ascii="Google Sans" w:cs="Google Sans" w:eastAsia="Google Sans" w:hAnsi="Google Sans"/>
-          <w:color w:val="1f1f1f"/>
-          <w:rtl w:val="0"/>
-        </w:rPr>
-        <w:t xml:space="preserve"> directly to my GitHub. It generates directory hierarchies, writes source folders, builds unit tests, injects YAML GitHub Actions CI scripts, and drafts a premium architectural README. It shifts the paradigm from </w:t>
-      </w:r>
-      <w:r>
-        <w:rPr>
-          <w:rFonts w:ascii="Google Sans" w:cs="Google Sans" w:eastAsia="Google Sans" w:hAnsi="Google Sans"/>
-          <w:i w:val="1"/>
-          <w:iCs w:val="1"/>
-          <w:color w:val="1f1f1f"/>
-          <w:rtl w:val="0"/>
-        </w:rPr>
-        <w:t xml:space="preserve">claiming</w:t>
-      </w:r>
-      <w:r>
-        <w:rPr>
-          <w:rFonts w:ascii="Google Sans" w:cs="Google Sans" w:eastAsia="Google Sans" w:hAnsi="Google Sans"/>
-          <w:color w:val="1f1f1f"/>
-          <w:rtl w:val="0"/>
-        </w:rPr>
-        <w:t xml:space="preserve"> a skill to </w:t>
-      </w:r>
-      <w:r>
-        <w:rPr>
-          <w:rFonts w:ascii="Google Sans" w:cs="Google Sans" w:eastAsia="Google Sans" w:hAnsi="Google Sans"/>
-          <w:i w:val="1"/>
-          <w:iCs w:val="1"/>
-          <w:color w:val="1f1f1f"/>
-          <w:rtl w:val="0"/>
-        </w:rPr>
-        <w:t xml:space="preserve">shipping</w:t>
-      </w:r>
-      <w:r>
-        <w:rPr>
-          <w:rFonts w:ascii="Google Sans" w:cs="Google Sans" w:eastAsia="Google Sans" w:hAnsi="Google Sans"/>
-          <w:color w:val="1f1f1f"/>
-          <w:rtl w:val="0"/>
-        </w:rPr>
-        <w:t xml:space="preserve"> it.</w:t>
+        <w:t xml:space="preserve">automatically scaffolds fully functioning open-source project templates</w:t>
+      </w:r>
+      <w:r>
+        <w:rPr>
+          <w:rFonts w:ascii="Google Sans" w:cs="Google Sans" w:eastAsia="Google Sans" w:hAnsi="Google Sans"/>
+          <w:color w:val="1f1f1f"/>
+          <w:rtl w:val="0"/>
+        </w:rPr>
+        <w:t xml:space="preserve"> directly to my GitHub. It builds the directory hierarchies, writes source folders, unit tests, requirements lists, and injects complete YAML GitHub Actions CI pipelines, writing a premium architectural README to establish active proof-of-expertise.</w:t>
       </w:r>
     </w:p>
     <w:p>
@@ -1275,7 +2873,7 @@
           <w:color w:val="1f1f1f"/>
           <w:rtl w:val="0"/>
         </w:rPr>
-        <w:t xml:space="preserve">What This Projects Proves About Agentic Product Management</w:t>
+        <w:t xml:space="preserve">Mapping System Design to Agentic AI PM Competencies</w:t>
       </w:r>
     </w:p>
     <w:p>
@@ -1300,7 +2898,7 @@
           <w:color w:val="1f1f1f"/>
           <w:rtl w:val="0"/>
         </w:rPr>
-        <w:t xml:space="preserve">Building an AI product requires a sharp transition from conceptual enthusiasm to hardcore engineering pragmatism. Here is how this project maps to the exact competencies required of a high-performing Agentic AI PM:</w:t>
+        <w:t xml:space="preserve">Building an AI platform requires a sharp transition from conceptual enthusiasm to production-grade engineering pragmatism. This architecture map demonstrates the core competencies required to scale enterprise AI software:</w:t>
       </w:r>
     </w:p>
     <w:p>
@@ -1336,7 +2934,7 @@
           <w:color w:val="1f1f1f"/>
           <w:rtl w:val="0"/>
         </w:rPr>
-        <w:t xml:space="preserve"> This isn't a low-code wrapper. It required designing OAuth2 token-refresh cycles, clean relational SQL design for multi-agent state syncing, GitHub Actions environment injection, and strict XML document tree parsing.</w:t>
+        <w:t xml:space="preserve"> Hands-on experience managing OAuth2 token-refresh cycles, clean relational SQL database design, GitHub Actions environment injection, and strict XML document tree parsing.</w:t>
       </w:r>
     </w:p>
     <w:p>
@@ -1372,7 +2970,7 @@
           <w:color w:val="1f1f1f"/>
           <w:rtl w:val="0"/>
         </w:rPr>
-        <w:t xml:space="preserve"> Proved the capability to structure a production-grade multi-stage pipeline (Ingest ➔ Analyze ➔ Generate ➔ Deliver) built with proactive error handling, semantic key deduplication, and failover mock layers.</w:t>
+        <w:t xml:space="preserve"> The capacity to structure a resilient multi-stage pipeline (Ingestion ➔ Analysis ➔ Generation ➔ Delivery) equipped with structured error handling and failover mock layers.</w:t>
       </w:r>
     </w:p>
     <w:p>
@@ -1400,15 +2998,15 @@
           <w:color w:val="1f1f1f"/>
           <w:rtl w:val="0"/>
         </w:rPr>
-        <w:t xml:space="preserve">Commercial &amp; Resource Savviness:</w:t>
-      </w:r>
-      <w:r>
-        <w:rPr>
-          <w:rFonts w:ascii="Google Sans" w:cs="Google Sans" w:eastAsia="Google Sans" w:hAnsi="Google Sans"/>
-          <w:color w:val="1f1f1f"/>
-          <w:rtl w:val="0"/>
-        </w:rPr>
-        <w:t xml:space="preserve"> Anyone can build complex systems by burning venture capital on expensive enterprise infrastructure. This architecture strings together free-tier developer integrations (Apify, Dropbox, GHA, Google AI Studio) to deliver production-grade outputs at </w:t>
+        <w:t xml:space="preserve">Commercial and Resource Savviness:</w:t>
+      </w:r>
+      <w:r>
+        <w:rPr>
+          <w:rFonts w:ascii="Google Sans" w:cs="Google Sans" w:eastAsia="Google Sans" w:hAnsi="Google Sans"/>
+          <w:color w:val="1f1f1f"/>
+          <w:rtl w:val="0"/>
+        </w:rPr>
+        <w:t xml:space="preserve"> Bypassing high infrastructure bills by stringing together free-tier developer integrations (Apify, Dropbox, GHA, Google AI Studio) to deliver an enterprise-grade system at </w:t>
       </w:r>
       <w:r>
         <w:rPr>
@@ -1454,15 +3052,15 @@
           <w:color w:val="1f1f1f"/>
           <w:rtl w:val="0"/>
         </w:rPr>
-        <w:t xml:space="preserve">Product Vision:</w:t>
-      </w:r>
-      <w:r>
-        <w:rPr>
-          <w:rFonts w:ascii="Google Sans" w:cs="Google Sans" w:eastAsia="Google Sans" w:hAnsi="Google Sans"/>
-          <w:color w:val="1f1f1f"/>
-          <w:rtl w:val="0"/>
-        </w:rPr>
-        <w:t xml:space="preserve"> Moving past basic utility automation to engineer a continuous, self-improving learning loop that actively bridges the gap between market demand and visible engineering proof.</w:t>
+        <w:t xml:space="preserve">Product Vision &amp; Innovation:</w:t>
+      </w:r>
+      <w:r>
+        <w:rPr>
+          <w:rFonts w:ascii="Google Sans" w:cs="Google Sans" w:eastAsia="Google Sans" w:hAnsi="Google Sans"/>
+          <w:color w:val="1f1f1f"/>
+          <w:rtl w:val="0"/>
+        </w:rPr>
+        <w:t xml:space="preserve"> Moving past basic, linear wrapper automation to engineer an advanced, self-improving loop using multi-source ingestion tools and automated code scaffolding.</w:t>
       </w:r>
     </w:p>
     <w:p>
@@ -1556,7 +3154,7 @@
           <w:color w:val="1f1f1f"/>
           <w:rtl w:val="0"/>
         </w:rPr>
-        <w:t xml:space="preserve">An Agentic AI Product Manager who builds a multi-agent career optimization engine isn't just telling you they understand agentic systems—they're showing you they know how to ship them.</w:t>
+        <w:t xml:space="preserve">An Agentic AI Product Manager who builds a multi-agent career optimization engine isn't just telling you they understand autonomous architectures—they are proving they know how to ship them.</w:t>
       </w:r>
     </w:p>
     <w:p>
@@ -1581,7 +3179,7 @@
           <w:color w:val="1f1f1f"/>
           <w:rtl w:val="0"/>
         </w:rPr>
-        <w:t xml:space="preserve">The system is live, the repositories are actively scaffolding, and the resume is adapting dynamically every single week.</w:t>
+        <w:t xml:space="preserve">The system is live, the repositories are actively scaffolding, and the data is adapting dynamically every single week.</w:t>
       </w:r>
     </w:p>
     <w:p>
@@ -1610,7 +3208,7 @@
           <w:color w:val="1f1f1f"/>
           <w:rtl w:val="0"/>
         </w:rPr>
-        <w:t xml:space="preserve">Have you experimented with multi-agent orchestration to automate complex data workflows? Let's discuss system design choices and runtime reliability in the comments below.</w:t>
+        <w:t xml:space="preserve">Have you experimented with multi-agent orchestration to automate your data or professional workflows? Let's discuss system design choices, state persistence, and runtime reliability in the comments below!</w:t>
       </w:r>
     </w:p>
     <w:p>
@@ -1639,7 +3237,7 @@
           <w:color w:val="1f1f1f"/>
           <w:rtl w:val="0"/>
         </w:rPr>
-        <w:t xml:space="preserve">#AIProductManagement #AgenticAI #SystemDesign #MultiAgentSystems #GenerativeAI #ProductArchitecture</w:t>
+        <w:t xml:space="preserve">#AIProductManagement #AgenticAI #SystemDesign #MultiAgentSystems #GenerativeAI #ProductArchitecture #GitHubActions #SQLite</w:t>
       </w:r>
     </w:p>
     <w:sectPr>
@@ -1656,11 +3254,11 @@
   <w:abstractNum w:abstractNumId="1">
     <w:lvl w:ilvl="0">
       <w:start w:val="1"/>
-      <w:numFmt w:val="decimal"/>
-      <w:lvlText w:val="%1."/>
+      <w:numFmt w:val="bullet"/>
+      <w:lvlText w:val="●"/>
       <w:lvlJc w:val="left"/>
       <w:pPr>
-        <w:ind w:left="600" w:hanging="360"/>
+        <w:ind w:left="590.3999984264374" w:hanging="360"/>
       </w:pPr>
       <w:rPr>
         <w:rFonts w:ascii="Arial" w:cs="Arial" w:eastAsia="Arial" w:hAnsi="Arial"/>
@@ -2749,6 +4347,13 @@
       <w:sz w:val="48"/>
       <w:szCs w:val="48"/>
     </w:rPr>
+  </w:style>
+  <w:style w:type="table" w:styleId="Table1">
+    <w:basedOn w:val="TableNormal"/>
+    <w:tblPr>
+      <w:tblStyleRowBandSize w:val="1"/>
+      <w:tblStyleColBandSize w:val="1"/>
+    </w:tblPr>
   </w:style>
 </w:styles>
 </file>

--- a/Why I Built a Multi-Agent Career Optimization Engine.docx
+++ b/Why I Built a Multi-Agent Career Optimization Engine.docx
@@ -276,7 +276,7 @@
           <w:color w:val="1f1f1f"/>
           <w:rtl w:val="0"/>
         </w:rPr>
-        <w:t xml:space="preserve"> The state-of-the-art in AI agents changes every single week. A paradigm that is dominant today (e.g., custom, brittle orchestrators) can be replaced by specialized patterns like hierarchical swarms or SQLite round-trip sync containers by next Monday.</w:t>
+        <w:t xml:space="preserve"> The state-of-the-art in AI agents changes every single week. A paradigm that is dominant today (e.g., custom, brittle orchestrators) can be replaced by specialized patterns like Git-as-a-Database memory synchronization or TDD Pytest workspaces by next Monday.</w:t>
       </w:r>
     </w:p>
     <w:p>
@@ -375,30 +375,7 @@
         </w:rPr>
       </w:pPr>
       <w:r>
-        <w:rPr>
-          <w:rFonts w:ascii="Google Sans" w:cs="Google Sans" w:eastAsia="Google Sans" w:hAnsi="Google Sans"/>
-          <w:color w:val="1f1f1f"/>
-          <w:rtl w:val="0"/>
-        </w:rPr>
-        <w:t xml:space="preserve">It is an autonomous, multi-agent, serverless ecosystem that scans regional job boards, scrapes stealth corporate ATS pipelines, normalizes strategic hiring trends, updates master resumes </w:t>
-      </w:r>
-      <w:r>
-        <w:rPr>
-          <w:rFonts w:ascii="Google Sans" w:cs="Google Sans" w:eastAsia="Google Sans" w:hAnsi="Google Sans"/>
-          <w:i w:val="1"/>
-          <w:iCs w:val="1"/>
-          <w:color w:val="1f1f1f"/>
-          <w:rtl w:val="0"/>
-        </w:rPr>
-        <w:t xml:space="preserve">in-place</w:t>
-      </w:r>
-      <w:r>
-        <w:rPr>
-          <w:rFonts w:ascii="Google Sans" w:cs="Google Sans" w:eastAsia="Google Sans" w:hAnsi="Google Sans"/>
-          <w:color w:val="1f1f1f"/>
-          <w:rtl w:val="0"/>
-        </w:rPr>
-        <w:t xml:space="preserve">, constructs target upskilling workspaces, conducts adaptive mock interview dry-runs, and programmatically scaffolds open-source proof-of-work repositories.</w:t>
+        <w:t>It is an autonomous, multi-agent, serverless ecosystem that scans regional job boards, scrapes stealth corporate ATS pipelines, normalizes strategic hiring trends, updates master resumes in-place via reverse GitHub profile loop ingestion, compiles pre-anchored upskilling briefs, conducts adaptive mock interview dry-runs, and programmatically scaffolds Pytest-driven TDD proof-of-work repositories.</w:t>
       </w:r>
     </w:p>
     <w:p>
@@ -836,38 +813,38 @@
           <w:shd w:fill="141414" w:val="clear"/>
           <w:rtl w:val="0"/>
         </w:rPr>
-        <w:t xml:space="preserve">┌──────────────────────────────────────────────────────────┐</w:t>
-        <w:br w:type="textWrapping"/>
-        <w:t xml:space="preserve">│                Weekly GitHub Actions Cron                │</w:t>
-        <w:br w:type="textWrapping"/>
-        <w:t xml:space="preserve">└────────────────────────────┬─────────────────────────────┘</w:t>
-        <w:br w:type="textWrapping"/>
+        <w:t>┌──────────────────────────────────────────────────────────┐</w:t>
+        <w:br/>
+        <w:t>│                Weekly GitHub Actions Cron                │</w:t>
+        <w:br/>
+        <w:t>└────────────────────────────┬─────────────────────────────┘</w:t>
+        <w:br/>
         <w:t xml:space="preserve">                             ▼</w:t>
-        <w:br w:type="textWrapping"/>
+        <w:br/>
         <w:t xml:space="preserve">              ┌──────────────────────────────┐</w:t>
-        <w:br w:type="textWrapping"/>
+        <w:br/>
         <w:t xml:space="preserve">              │ Config-Driven Python Engine  │</w:t>
-        <w:br w:type="textWrapping"/>
+        <w:br/>
         <w:t xml:space="preserve">              │ (Swappable Claude / Gemini)  │</w:t>
-        <w:br w:type="textWrapping"/>
+        <w:br/>
         <w:t xml:space="preserve">              └──────────────┬───────────────┘</w:t>
-        <w:br w:type="textWrapping"/>
+        <w:br/>
         <w:t xml:space="preserve">                             ▼</w:t>
-        <w:br w:type="textWrapping"/>
+        <w:br/>
         <w:t xml:space="preserve">              ┌──────────────────────────────┐</w:t>
-        <w:br w:type="textWrapping"/>
+        <w:br/>
         <w:t xml:space="preserve">              │ SQLite Database (themes.db)  │</w:t>
-        <w:br w:type="textWrapping"/>
+        <w:br/>
         <w:t xml:space="preserve">              └──────────────┬───────────────┘</w:t>
-        <w:br w:type="textWrapping"/>
+        <w:br/>
         <w:t xml:space="preserve">                             ▼</w:t>
-        <w:br w:type="textWrapping"/>
+        <w:br/>
         <w:t xml:space="preserve">        ┌──────────────────────────────────────────┐</w:t>
-        <w:br w:type="textWrapping"/>
-        <w:t xml:space="preserve">        │ Dropbox Round-Trip Cloud Storage Sync    │</w:t>
-        <w:br w:type="textWrapping"/>
+        <w:br/>
+        <w:t xml:space="preserve">        │ Git-as-a-Database state-store Sync          │</w:t>
+        <w:br/>
         <w:t xml:space="preserve">        └──────────────────────────────────────────┘</w:t>
-        <w:br w:type="textWrapping"/>
+        <w:br/>
       </w:r>
     </w:p>
     <w:p>
@@ -910,7 +887,7 @@
           <w:color w:val="1f1f1f"/>
           <w:rtl w:val="0"/>
         </w:rPr>
-        <w:t xml:space="preserve">, outsourced our anti-bot defense to rotating proxy nodes, gave us swappable model flexibility (Claude/Gemini) through a single configuration key, and maintained a continuous historical state using a Dropbox-linked SQLite database.</w:t>
+        <w:t>, outsourced our anti-bot defense to rotating proxy nodes, gave us swappable model flexibility (Claude/Gemini) through a single configuration key, and maintained a continuous historical state using a Git-as-a-Database state branch sync.</w:t>
       </w:r>
     </w:p>
     <w:p>
@@ -2428,12 +2405,155 @@
         </w:rPr>
       </w:pPr>
       <w:r>
-        <w:rPr>
-          <w:rFonts w:ascii="Google Sans" w:cs="Google Sans" w:eastAsia="Google Sans" w:hAnsi="Google Sans"/>
-          <w:color w:val="1f1f1f"/>
-          <w:rtl w:val="0"/>
-        </w:rPr>
-        <w:t xml:space="preserve">The system utilizes five specialized, autonomous agents coordinating execution state via a central SQLite persistence layer (</w:t>
+        <w:t>The system utilizes five specialized, autonomous agents coordinating execution state via a central SQLite persistence layer (themes.db) synced dynamically via a Git-as-a-Database state-store branch.</w:t>
+      </w:r>
+    </w:p>
+    <w:p>
+      <w:pPr>
+        <w:pStyle w:val="Heading3"/>
+        <w:pBdr>
+          <w:top w:space="0" w:sz="0" w:val="nil"/>
+          <w:left w:space="0" w:sz="0" w:val="nil"/>
+          <w:bottom w:space="0" w:sz="0" w:val="nil"/>
+          <w:right w:space="0" w:sz="0" w:val="nil"/>
+          <w:between w:space="0" w:sz="0" w:val="nil"/>
+        </w:pBdr>
+        <w:shd w:fill="auto" w:val="clear"/>
+        <w:spacing w:before="0" w:line="275.9999942779541" w:lineRule="auto"/>
+        <w:rPr>
+          <w:rFonts w:ascii="Google Sans" w:cs="Google Sans" w:eastAsia="Google Sans" w:hAnsi="Google Sans"/>
+          <w:color w:val="1f1f1f"/>
+        </w:rPr>
+      </w:pPr>
+      <w:r>
+        <w:rPr>
+          <w:rFonts w:ascii="Google Sans" w:cs="Google Sans" w:eastAsia="Google Sans" w:hAnsi="Google Sans"/>
+          <w:color w:val="1f1f1f"/>
+          <w:rtl w:val="0"/>
+        </w:rPr>
+        <w:t xml:space="preserve">1. Job Scanner &amp; Resume Tuner</w:t>
+      </w:r>
+    </w:p>
+    <w:p>
+      <w:pPr>
+        <w:pBdr>
+          <w:top w:space="0" w:sz="0" w:val="nil"/>
+          <w:left w:space="0" w:sz="0" w:val="nil"/>
+          <w:bottom w:space="0" w:sz="0" w:val="nil"/>
+          <w:right w:space="0" w:sz="0" w:val="nil"/>
+          <w:between w:space="0" w:sz="0" w:val="nil"/>
+        </w:pBdr>
+        <w:shd w:fill="auto" w:val="clear"/>
+        <w:spacing w:line="275.9999942779541" w:lineRule="auto"/>
+        <w:rPr>
+          <w:rFonts w:ascii="Google Sans" w:cs="Google Sans" w:eastAsia="Google Sans" w:hAnsi="Google Sans"/>
+          <w:color w:val="1f1f1f"/>
+        </w:rPr>
+      </w:pPr>
+      <w:r>
+        <w:t>Instead of using reckless generative rewrites that destroy document structures, this agent extracts frequency-weighted themes from raw job listings and executes in-place XML document tree paragraph injection. It edits experience bullets directly within the master .docx resume incorporating a reverse loop that extracts strengths from the candidate's active public GitHub profile while flawlessly preserving typography and layout.</w:t>
+      </w:r>
+    </w:p>
+    <w:p>
+      <w:pPr>
+        <w:pStyle w:val="Heading3"/>
+        <w:pBdr>
+          <w:top w:space="0" w:sz="0" w:val="nil"/>
+          <w:left w:space="0" w:sz="0" w:val="nil"/>
+          <w:bottom w:space="0" w:sz="0" w:val="nil"/>
+          <w:right w:space="0" w:sz="0" w:val="nil"/>
+          <w:between w:space="0" w:sz="0" w:val="nil"/>
+        </w:pBdr>
+        <w:shd w:fill="auto" w:val="clear"/>
+        <w:spacing w:before="0" w:line="275.9999942779541" w:lineRule="auto"/>
+        <w:rPr>
+          <w:rFonts w:ascii="Google Sans" w:cs="Google Sans" w:eastAsia="Google Sans" w:hAnsi="Google Sans"/>
+          <w:color w:val="1f1f1f"/>
+        </w:rPr>
+      </w:pPr>
+      <w:r>
+        <w:rPr>
+          <w:rFonts w:ascii="Google Sans" w:cs="Google Sans" w:eastAsia="Google Sans" w:hAnsi="Google Sans"/>
+          <w:color w:val="1f1f1f"/>
+          <w:rtl w:val="0"/>
+        </w:rPr>
+        <w:t xml:space="preserve">2. Opportunity Watchdog</w:t>
+      </w:r>
+    </w:p>
+    <w:p>
+      <w:pPr>
+        <w:pBdr>
+          <w:top w:space="0" w:sz="0" w:val="nil"/>
+          <w:left w:space="0" w:sz="0" w:val="nil"/>
+          <w:bottom w:space="0" w:sz="0" w:val="nil"/>
+          <w:right w:space="0" w:sz="0" w:val="nil"/>
+          <w:between w:space="0" w:sz="0" w:val="nil"/>
+        </w:pBdr>
+        <w:shd w:fill="auto" w:val="clear"/>
+        <w:spacing w:line="275.9999942779541" w:lineRule="auto"/>
+        <w:rPr>
+          <w:rFonts w:ascii="Google Sans" w:cs="Google Sans" w:eastAsia="Google Sans" w:hAnsi="Google Sans"/>
+          <w:color w:val="1f1f1f"/>
+        </w:rPr>
+      </w:pPr>
+      <w:r>
+        <w:rPr>
+          <w:rFonts w:ascii="Google Sans" w:cs="Google Sans" w:eastAsia="Google Sans" w:hAnsi="Google Sans"/>
+          <w:color w:val="1f1f1f"/>
+          <w:rtl w:val="0"/>
+        </w:rPr>
+        <w:t xml:space="preserve">Because public job boards are trailing indicators, this watchdog completely bypasses aggregators. It directly parses the public Greenhouse and Lever ATS endpoints of selected, high-growth AI companies, instantly indexing and flagging stealth positions the second they go live.</w:t>
+      </w:r>
+    </w:p>
+    <w:p>
+      <w:pPr>
+        <w:pStyle w:val="Heading3"/>
+        <w:pBdr>
+          <w:top w:space="0" w:sz="0" w:val="nil"/>
+          <w:left w:space="0" w:sz="0" w:val="nil"/>
+          <w:bottom w:space="0" w:sz="0" w:val="nil"/>
+          <w:right w:space="0" w:sz="0" w:val="nil"/>
+          <w:between w:space="0" w:sz="0" w:val="nil"/>
+        </w:pBdr>
+        <w:shd w:fill="auto" w:val="clear"/>
+        <w:spacing w:before="0" w:line="275.9999942779541" w:lineRule="auto"/>
+        <w:rPr>
+          <w:rFonts w:ascii="Google Sans" w:cs="Google Sans" w:eastAsia="Google Sans" w:hAnsi="Google Sans"/>
+          <w:color w:val="1f1f1f"/>
+        </w:rPr>
+      </w:pPr>
+      <w:r>
+        <w:rPr>
+          <w:rFonts w:ascii="Google Sans" w:cs="Google Sans" w:eastAsia="Google Sans" w:hAnsi="Google Sans"/>
+          <w:color w:val="1f1f1f"/>
+          <w:rtl w:val="0"/>
+        </w:rPr>
+        <w:t xml:space="preserve">3. Agent Tutor (Closed-Loop Upskilling)</w:t>
+      </w:r>
+    </w:p>
+    <w:p>
+      <w:pPr>
+        <w:pBdr>
+          <w:top w:space="0" w:sz="0" w:val="nil"/>
+          <w:left w:space="0" w:sz="0" w:val="nil"/>
+          <w:bottom w:space="0" w:sz="0" w:val="nil"/>
+          <w:right w:space="0" w:sz="0" w:val="nil"/>
+          <w:between w:space="0" w:sz="0" w:val="nil"/>
+        </w:pBdr>
+        <w:shd w:fill="auto" w:val="clear"/>
+        <w:spacing w:line="275.9999942779541" w:lineRule="auto"/>
+        <w:rPr>
+          <w:rFonts w:ascii="Google Sans" w:cs="Google Sans" w:eastAsia="Google Sans" w:hAnsi="Google Sans"/>
+          <w:color w:val="1f1f1f"/>
+        </w:rPr>
+      </w:pPr>
+      <w:r>
+        <w:rPr>
+          <w:rFonts w:ascii="Google Sans" w:cs="Google Sans" w:eastAsia="Google Sans" w:hAnsi="Google Sans"/>
+          <w:color w:val="1f1f1f"/>
+          <w:rtl w:val="0"/>
+        </w:rPr>
+        <w:t xml:space="preserve">The engine closes technical skill gaps by deploying an automated personal learning hub. When an unmapped trend keyword is flagged in </w:t>
       </w:r>
       <w:r>
         <w:rPr>
@@ -2453,7 +2573,27 @@
           <w:color w:val="1f1f1f"/>
           <w:rtl w:val="0"/>
         </w:rPr>
-        <w:t xml:space="preserve">) synced round-trip to the cloud.</w:t>
+        <w:t>, the Agent Tutor queries academic whitepapers (arXiv API) and developer documentation repositories (GitHub APIs) to compile hyper-dense, pre-anchored markdown ingestion briefs designed for optimal Google NotebookLM context recall.</w:t>
+      </w:r>
+    </w:p>
+    <w:p>
+      <w:pPr>
+        <w:pBdr>
+          <w:top w:space="0" w:sz="0" w:val="nil"/>
+          <w:left w:space="0" w:sz="0" w:val="nil"/>
+          <w:bottom w:space="0" w:sz="0" w:val="nil"/>
+          <w:right w:space="0" w:sz="0" w:val="nil"/>
+          <w:between w:space="0" w:sz="0" w:val="nil"/>
+        </w:pBdr>
+        <w:shd w:fill="auto" w:val="clear"/>
+        <w:spacing w:line="275.9999942779541" w:lineRule="auto"/>
+        <w:rPr>
+          <w:rFonts w:ascii="Google Sans" w:cs="Google Sans" w:eastAsia="Google Sans" w:hAnsi="Google Sans"/>
+          <w:color w:val="1f1f1f"/>
+        </w:rPr>
+      </w:pPr>
+      <w:r>
+        <w:t>It compiles these references into notebook_ingest_source.md featuring pre-formatted retrieval anchors, synthesizes multimodal conversational overview podcasts, visual mindmaps, and emails a structured Weekly Study Plan directly to me.</w:t>
       </w:r>
     </w:p>
     <w:p>
@@ -2479,7 +2619,7 @@
           <w:color w:val="1f1f1f"/>
           <w:rtl w:val="0"/>
         </w:rPr>
-        <w:t xml:space="preserve">1. Job Scanner &amp; Resume Tuner</w:t>
+        <w:t xml:space="preserve">4. Intelligent Deduplication &amp; Active Interview Coaching</w:t>
       </w:r>
     </w:p>
     <w:p>
@@ -2504,45 +2644,7 @@
           <w:color w:val="1f1f1f"/>
           <w:rtl w:val="0"/>
         </w:rPr>
-        <w:t xml:space="preserve">Instead of using reckless generative rewrites that destroy document structures, this agent extracts frequency-weighted themes from raw job listings and executes </w:t>
-      </w:r>
-      <w:r>
-        <w:rPr>
-          <w:rFonts w:ascii="Google Sans" w:cs="Google Sans" w:eastAsia="Google Sans" w:hAnsi="Google Sans"/>
-          <w:b w:val="1"/>
-          <w:bCs w:val="1"/>
-          <w:color w:val="1f1f1f"/>
-          <w:rtl w:val="0"/>
-        </w:rPr>
-        <w:t xml:space="preserve">in-place XML document tree paragraph injection</w:t>
-      </w:r>
-      <w:r>
-        <w:rPr>
-          <w:rFonts w:ascii="Google Sans" w:cs="Google Sans" w:eastAsia="Google Sans" w:hAnsi="Google Sans"/>
-          <w:color w:val="1f1f1f"/>
-          <w:rtl w:val="0"/>
-        </w:rPr>
-        <w:t xml:space="preserve">. It edits experience bullets directly within the master </w:t>
-      </w:r>
-      <w:r>
-        <w:rPr>
-          <w:rFonts w:ascii="Google Sans" w:cs="Google Sans" w:eastAsia="Google Sans" w:hAnsi="Google Sans"/>
-          <w:i w:val="0"/>
-          <w:iCs w:val="0"/>
-          <w:color w:val="000000"/>
-          <w:sz w:val="22"/>
-          <w:szCs w:val="22"/>
-          <w:rtl w:val="0"/>
-        </w:rPr>
-        <w:t xml:space="preserve">.docx</w:t>
-      </w:r>
-      <w:r>
-        <w:rPr>
-          <w:rFonts w:ascii="Google Sans" w:cs="Google Sans" w:eastAsia="Google Sans" w:hAnsi="Google Sans"/>
-          <w:color w:val="1f1f1f"/>
-          <w:rtl w:val="0"/>
-        </w:rPr>
-        <w:t xml:space="preserve"> resume to match weekly market shifts while flawlessly preserving typography and layout.</w:t>
+        <w:t xml:space="preserve">To protect API token limits and compute resources, agents utilize semantic key normalization. They query historical SQLite registers before running expensive third-party integrations. If an interview module is required, the Mock Interviewer cross-references my tailored resume with trending technical stacks to generate custom architectural, coding, and system-design questions, outputting granular Markdown feedback scorecards.</w:t>
       </w:r>
     </w:p>
     <w:p>
@@ -2568,7 +2670,7 @@
           <w:color w:val="1f1f1f"/>
           <w:rtl w:val="0"/>
         </w:rPr>
-        <w:t xml:space="preserve">2. Opportunity Watchdog</w:t>
+        <w:t xml:space="preserve">5. Portfolio Architect (Programmatic Proof-of-Work)</w:t>
       </w:r>
     </w:p>
     <w:p>
@@ -2588,266 +2690,7 @@
         </w:rPr>
       </w:pPr>
       <w:r>
-        <w:rPr>
-          <w:rFonts w:ascii="Google Sans" w:cs="Google Sans" w:eastAsia="Google Sans" w:hAnsi="Google Sans"/>
-          <w:color w:val="1f1f1f"/>
-          <w:rtl w:val="0"/>
-        </w:rPr>
-        <w:t xml:space="preserve">Because public job boards are trailing indicators, this watchdog completely bypasses aggregators. It directly parses the public Greenhouse and Lever ATS endpoints of selected, high-growth AI companies, instantly indexing and flagging stealth positions the second they go live.</w:t>
-      </w:r>
-    </w:p>
-    <w:p>
-      <w:pPr>
-        <w:pStyle w:val="Heading3"/>
-        <w:pBdr>
-          <w:top w:space="0" w:sz="0" w:val="nil"/>
-          <w:left w:space="0" w:sz="0" w:val="nil"/>
-          <w:bottom w:space="0" w:sz="0" w:val="nil"/>
-          <w:right w:space="0" w:sz="0" w:val="nil"/>
-          <w:between w:space="0" w:sz="0" w:val="nil"/>
-        </w:pBdr>
-        <w:shd w:fill="auto" w:val="clear"/>
-        <w:spacing w:before="0" w:line="275.9999942779541" w:lineRule="auto"/>
-        <w:rPr>
-          <w:rFonts w:ascii="Google Sans" w:cs="Google Sans" w:eastAsia="Google Sans" w:hAnsi="Google Sans"/>
-          <w:color w:val="1f1f1f"/>
-        </w:rPr>
-      </w:pPr>
-      <w:r>
-        <w:rPr>
-          <w:rFonts w:ascii="Google Sans" w:cs="Google Sans" w:eastAsia="Google Sans" w:hAnsi="Google Sans"/>
-          <w:color w:val="1f1f1f"/>
-          <w:rtl w:val="0"/>
-        </w:rPr>
-        <w:t xml:space="preserve">3. Agent Tutor (Closed-Loop Upskilling)</w:t>
-      </w:r>
-    </w:p>
-    <w:p>
-      <w:pPr>
-        <w:pBdr>
-          <w:top w:space="0" w:sz="0" w:val="nil"/>
-          <w:left w:space="0" w:sz="0" w:val="nil"/>
-          <w:bottom w:space="0" w:sz="0" w:val="nil"/>
-          <w:right w:space="0" w:sz="0" w:val="nil"/>
-          <w:between w:space="0" w:sz="0" w:val="nil"/>
-        </w:pBdr>
-        <w:shd w:fill="auto" w:val="clear"/>
-        <w:spacing w:line="275.9999942779541" w:lineRule="auto"/>
-        <w:rPr>
-          <w:rFonts w:ascii="Google Sans" w:cs="Google Sans" w:eastAsia="Google Sans" w:hAnsi="Google Sans"/>
-          <w:color w:val="1f1f1f"/>
-        </w:rPr>
-      </w:pPr>
-      <w:r>
-        <w:rPr>
-          <w:rFonts w:ascii="Google Sans" w:cs="Google Sans" w:eastAsia="Google Sans" w:hAnsi="Google Sans"/>
-          <w:color w:val="1f1f1f"/>
-          <w:rtl w:val="0"/>
-        </w:rPr>
-        <w:t xml:space="preserve">The engine closes technical skill gaps by deploying an automated personal learning hub. When an unmapped trend keyword is flagged in </w:t>
-      </w:r>
-      <w:r>
-        <w:rPr>
-          <w:rFonts w:ascii="Google Sans" w:cs="Google Sans" w:eastAsia="Google Sans" w:hAnsi="Google Sans"/>
-          <w:i w:val="0"/>
-          <w:iCs w:val="0"/>
-          <w:color w:val="000000"/>
-          <w:sz w:val="22"/>
-          <w:szCs w:val="22"/>
-          <w:rtl w:val="0"/>
-        </w:rPr>
-        <w:t xml:space="preserve">themes.db</w:t>
-      </w:r>
-      <w:r>
-        <w:rPr>
-          <w:rFonts w:ascii="Google Sans" w:cs="Google Sans" w:eastAsia="Google Sans" w:hAnsi="Google Sans"/>
-          <w:color w:val="1f1f1f"/>
-          <w:rtl w:val="0"/>
-        </w:rPr>
-        <w:t xml:space="preserve">, the Agent Tutor queries academic whitepapers (arXiv API) and developer documentation repositories (GitHub APIs) to compile factual, source-grounded references.</w:t>
-      </w:r>
-    </w:p>
-    <w:p>
-      <w:pPr>
-        <w:pBdr>
-          <w:top w:space="0" w:sz="0" w:val="nil"/>
-          <w:left w:space="0" w:sz="0" w:val="nil"/>
-          <w:bottom w:space="0" w:sz="0" w:val="nil"/>
-          <w:right w:space="0" w:sz="0" w:val="nil"/>
-          <w:between w:space="0" w:sz="0" w:val="nil"/>
-        </w:pBdr>
-        <w:shd w:fill="auto" w:val="clear"/>
-        <w:spacing w:line="275.9999942779541" w:lineRule="auto"/>
-        <w:rPr>
-          <w:rFonts w:ascii="Google Sans" w:cs="Google Sans" w:eastAsia="Google Sans" w:hAnsi="Google Sans"/>
-          <w:color w:val="1f1f1f"/>
-        </w:rPr>
-      </w:pPr>
-      <w:r>
-        <w:rPr>
-          <w:rFonts w:ascii="Google Sans" w:cs="Google Sans" w:eastAsia="Google Sans" w:hAnsi="Google Sans"/>
-          <w:color w:val="1f1f1f"/>
-          <w:rtl w:val="0"/>
-        </w:rPr>
-        <w:t xml:space="preserve">It programmatically instantiates a Google NotebookLM workspace (with Google Gemini Context Caching as a fallback) named </w:t>
-      </w:r>
-      <w:r>
-        <w:rPr>
-          <w:rFonts w:ascii="Google Sans" w:cs="Google Sans" w:eastAsia="Google Sans" w:hAnsi="Google Sans"/>
-          <w:i w:val="0"/>
-          <w:iCs w:val="0"/>
-          <w:color w:val="000000"/>
-          <w:sz w:val="22"/>
-          <w:szCs w:val="22"/>
-          <w:rtl w:val="0"/>
-        </w:rPr>
-        <w:t xml:space="preserve">&lt;&lt;TopicName-DateOfCreation&gt;&gt;</w:t>
-      </w:r>
-      <w:r>
-        <w:rPr>
-          <w:rFonts w:ascii="Google Sans" w:cs="Google Sans" w:eastAsia="Google Sans" w:hAnsi="Google Sans"/>
-          <w:color w:val="1f1f1f"/>
-          <w:rtl w:val="0"/>
-        </w:rPr>
-        <w:t xml:space="preserve">, generates conversational audio podcasts, visual mindmaps, and emails a structured Weekly Study Plan directly to me.</w:t>
-      </w:r>
-    </w:p>
-    <w:p>
-      <w:pPr>
-        <w:pStyle w:val="Heading3"/>
-        <w:pBdr>
-          <w:top w:space="0" w:sz="0" w:val="nil"/>
-          <w:left w:space="0" w:sz="0" w:val="nil"/>
-          <w:bottom w:space="0" w:sz="0" w:val="nil"/>
-          <w:right w:space="0" w:sz="0" w:val="nil"/>
-          <w:between w:space="0" w:sz="0" w:val="nil"/>
-        </w:pBdr>
-        <w:shd w:fill="auto" w:val="clear"/>
-        <w:spacing w:before="0" w:line="275.9999942779541" w:lineRule="auto"/>
-        <w:rPr>
-          <w:rFonts w:ascii="Google Sans" w:cs="Google Sans" w:eastAsia="Google Sans" w:hAnsi="Google Sans"/>
-          <w:color w:val="1f1f1f"/>
-        </w:rPr>
-      </w:pPr>
-      <w:r>
-        <w:rPr>
-          <w:rFonts w:ascii="Google Sans" w:cs="Google Sans" w:eastAsia="Google Sans" w:hAnsi="Google Sans"/>
-          <w:color w:val="1f1f1f"/>
-          <w:rtl w:val="0"/>
-        </w:rPr>
-        <w:t xml:space="preserve">4. Intelligent Deduplication &amp; Active Interview Coaching</w:t>
-      </w:r>
-    </w:p>
-    <w:p>
-      <w:pPr>
-        <w:pBdr>
-          <w:top w:space="0" w:sz="0" w:val="nil"/>
-          <w:left w:space="0" w:sz="0" w:val="nil"/>
-          <w:bottom w:space="0" w:sz="0" w:val="nil"/>
-          <w:right w:space="0" w:sz="0" w:val="nil"/>
-          <w:between w:space="0" w:sz="0" w:val="nil"/>
-        </w:pBdr>
-        <w:shd w:fill="auto" w:val="clear"/>
-        <w:spacing w:line="275.9999942779541" w:lineRule="auto"/>
-        <w:rPr>
-          <w:rFonts w:ascii="Google Sans" w:cs="Google Sans" w:eastAsia="Google Sans" w:hAnsi="Google Sans"/>
-          <w:color w:val="1f1f1f"/>
-        </w:rPr>
-      </w:pPr>
-      <w:r>
-        <w:rPr>
-          <w:rFonts w:ascii="Google Sans" w:cs="Google Sans" w:eastAsia="Google Sans" w:hAnsi="Google Sans"/>
-          <w:color w:val="1f1f1f"/>
-          <w:rtl w:val="0"/>
-        </w:rPr>
-        <w:t xml:space="preserve">To protect API token limits and compute resources, agents utilize semantic key normalization. They query historical SQLite registers before running expensive third-party integrations. If an interview module is required, the Mock Interviewer cross-references my tailored resume with trending technical stacks to generate custom architectural, coding, and system-design questions, outputting granular Markdown feedback scorecards.</w:t>
-      </w:r>
-    </w:p>
-    <w:p>
-      <w:pPr>
-        <w:pStyle w:val="Heading3"/>
-        <w:pBdr>
-          <w:top w:space="0" w:sz="0" w:val="nil"/>
-          <w:left w:space="0" w:sz="0" w:val="nil"/>
-          <w:bottom w:space="0" w:sz="0" w:val="nil"/>
-          <w:right w:space="0" w:sz="0" w:val="nil"/>
-          <w:between w:space="0" w:sz="0" w:val="nil"/>
-        </w:pBdr>
-        <w:shd w:fill="auto" w:val="clear"/>
-        <w:spacing w:before="0" w:line="275.9999942779541" w:lineRule="auto"/>
-        <w:rPr>
-          <w:rFonts w:ascii="Google Sans" w:cs="Google Sans" w:eastAsia="Google Sans" w:hAnsi="Google Sans"/>
-          <w:color w:val="1f1f1f"/>
-        </w:rPr>
-      </w:pPr>
-      <w:r>
-        <w:rPr>
-          <w:rFonts w:ascii="Google Sans" w:cs="Google Sans" w:eastAsia="Google Sans" w:hAnsi="Google Sans"/>
-          <w:color w:val="1f1f1f"/>
-          <w:rtl w:val="0"/>
-        </w:rPr>
-        <w:t xml:space="preserve">5. Portfolio Architect (Programmatic Proof-of-Work)</w:t>
-      </w:r>
-    </w:p>
-    <w:p>
-      <w:pPr>
-        <w:pBdr>
-          <w:top w:space="0" w:sz="0" w:val="nil"/>
-          <w:left w:space="0" w:sz="0" w:val="nil"/>
-          <w:bottom w:space="0" w:sz="0" w:val="nil"/>
-          <w:right w:space="0" w:sz="0" w:val="nil"/>
-          <w:between w:space="0" w:sz="0" w:val="nil"/>
-        </w:pBdr>
-        <w:shd w:fill="auto" w:val="clear"/>
-        <w:spacing w:line="275.9999942779541" w:lineRule="auto"/>
-        <w:rPr>
-          <w:rFonts w:ascii="Google Sans" w:cs="Google Sans" w:eastAsia="Google Sans" w:hAnsi="Google Sans"/>
-          <w:color w:val="1f1f1f"/>
-        </w:rPr>
-      </w:pPr>
-      <w:r>
-        <w:rPr>
-          <w:rFonts w:ascii="Google Sans" w:cs="Google Sans" w:eastAsia="Google Sans" w:hAnsi="Google Sans"/>
-          <w:color w:val="1f1f1f"/>
-          <w:rtl w:val="0"/>
-        </w:rPr>
-        <w:t xml:space="preserve">This is the ultimate loop closure: showing, not just telling. The agent takes leading tech stacks (e.g., </w:t>
-      </w:r>
-      <w:r>
-        <w:rPr>
-          <w:rFonts w:ascii="Google Sans" w:cs="Google Sans" w:eastAsia="Google Sans" w:hAnsi="Google Sans"/>
-          <w:i w:val="1"/>
-          <w:iCs w:val="1"/>
-          <w:color w:val="1f1f1f"/>
-          <w:rtl w:val="0"/>
-        </w:rPr>
-        <w:t xml:space="preserve">"LangGraph + SQLite Sync"</w:t>
-      </w:r>
-      <w:r>
-        <w:rPr>
-          <w:rFonts w:ascii="Google Sans" w:cs="Google Sans" w:eastAsia="Google Sans" w:hAnsi="Google Sans"/>
-          <w:color w:val="1f1f1f"/>
-          <w:rtl w:val="0"/>
-        </w:rPr>
-        <w:t xml:space="preserve">) and </w:t>
-      </w:r>
-      <w:r>
-        <w:rPr>
-          <w:rFonts w:ascii="Google Sans" w:cs="Google Sans" w:eastAsia="Google Sans" w:hAnsi="Google Sans"/>
-          <w:b w:val="1"/>
-          <w:bCs w:val="1"/>
-          <w:color w:val="1f1f1f"/>
-          <w:rtl w:val="0"/>
-        </w:rPr>
-        <w:t xml:space="preserve">automatically scaffolds fully functioning open-source project templates</w:t>
-      </w:r>
-      <w:r>
-        <w:rPr>
-          <w:rFonts w:ascii="Google Sans" w:cs="Google Sans" w:eastAsia="Google Sans" w:hAnsi="Google Sans"/>
-          <w:color w:val="1f1f1f"/>
-          <w:rtl w:val="0"/>
-        </w:rPr>
-        <w:t xml:space="preserve"> directly to my GitHub. It builds the directory hierarchies, writes source folders, unit tests, requirements lists, and injects complete YAML GitHub Actions CI pipelines, writing a premium architectural README to establish active proof-of-expertise.</w:t>
+        <w:t>This is the ultimate loop closure: showing, not just telling. The agent takes leading tech stacks (e.g., "LangGraph + SQLite Sync") and automatically scaffolds complete Test-Driven Development (TDD) upskilling workspaces directly to my GitHub. It deploys Pytest configuration files, stubs in src/main.py, and a suite of failing test specifications (tests/test_*.py) challenging the developer to complete the implementation to turn the tests green to establish active proof-of-expertise.</w:t>
       </w:r>
     </w:p>
     <w:p>
@@ -2934,7 +2777,7 @@
           <w:color w:val="1f1f1f"/>
           <w:rtl w:val="0"/>
         </w:rPr>
-        <w:t xml:space="preserve"> Hands-on experience managing OAuth2 token-refresh cycles, clean relational SQL database design, GitHub Actions environment injection, and strict XML document tree parsing.</w:t>
+        <w:t xml:space="preserve"> Hands-on experience managing stateless Git-as-a-Database branch synchronization, clean relational SQL database design, GitHub Actions environment injection, and strict XML document tree parsing.</w:t>
       </w:r>
     </w:p>
     <w:p>
@@ -2970,7 +2813,7 @@
           <w:color w:val="1f1f1f"/>
           <w:rtl w:val="0"/>
         </w:rPr>
-        <w:t xml:space="preserve"> The capacity to structure a resilient multi-stage pipeline (Ingestion ➔ Analysis ➔ Generation ➔ Delivery) equipped with structured error handling and failover mock layers.</w:t>
+        <w:t xml:space="preserve"> The capacity to structure a resilient multi-stage pipeline (Ingestion ➔ Analysis ➔ Generation ➔ Delivery) equipped with Git branch persistence layers and structured LLMOps execution tracing.</w:t>
       </w:r>
     </w:p>
     <w:p>
@@ -3179,7 +3022,7 @@
           <w:color w:val="1f1f1f"/>
           <w:rtl w:val="0"/>
         </w:rPr>
-        <w:t xml:space="preserve">The system is live, the repositories are actively scaffolding, and the data is adapting dynamically every single week.</w:t>
+        <w:t>The system is live, the repositories are actively scaffolding, the step summary observabilities are logging automatically, the step summary observabilities are logging automatically, and the data is adapting dynamically every single week.</w:t>
       </w:r>
     </w:p>
     <w:p>
